--- a/Articulo.docx
+++ b/Articulo.docx
@@ -4,180 +4,547 @@
   <w:body>
     <w:p>
       <w:pPr>
-        <w:spacing w:after="240"/>
         <w:jc w:val="center"/>
       </w:pPr>
-      <w:r>
-        <w:rPr>
-          <w:sz w:val="48"/>
-          <w:szCs w:val="48"/>
-        </w:rPr>
-        <w:t xml:space="preserve">Pipeline de Datos del Macroentorno Ecuatoriano: Diseño e Implementación de una Arquitectura </w:t>
-      </w:r>
-      <w:proofErr w:type="spellStart"/>
-      <w:r>
-        <w:rPr>
-          <w:sz w:val="48"/>
-          <w:szCs w:val="48"/>
-        </w:rPr>
-        <w:t>Medallion</w:t>
-      </w:r>
-      <w:proofErr w:type="spellEnd"/>
-      <w:r>
-        <w:rPr>
-          <w:sz w:val="48"/>
-          <w:szCs w:val="48"/>
-        </w:rPr>
-        <w:t xml:space="preserve"> sobre PostgreSQL</w:t>
-      </w:r>
-    </w:p>
-    <w:p>
-      <w:pPr>
-        <w:spacing w:after="40"/>
+      <w:bookmarkStart w:id="0" w:name="_Hlk183914643"/>
+      <w:r>
+        <w:rPr>
+          <w:rFonts w:eastAsia="MS Mincho"/>
+          <w:b/>
+          <w:noProof/>
+          <w:color w:val="000000"/>
+          <w:sz w:val="24"/>
+          <w:szCs w:val="22"/>
+          <w:lang w:val="en-US" w:eastAsia="en-US"/>
+        </w:rPr>
+        <w:drawing>
+          <wp:inline distT="0" distB="0" distL="0" distR="0" wp14:anchorId="1C6495EB" wp14:editId="1EA96F91">
+            <wp:extent cx="601980" cy="960120"/>
+            <wp:effectExtent l="0" t="0" r="7620" b="0"/>
+            <wp:docPr id="8" name="Imagen 2"/>
+            <wp:cNvGraphicFramePr>
+              <a:graphicFrameLocks xmlns:a="http://schemas.openxmlformats.org/drawingml/2006/main"/>
+            </wp:cNvGraphicFramePr>
+            <a:graphic xmlns:a="http://schemas.openxmlformats.org/drawingml/2006/main">
+              <a:graphicData uri="http://schemas.openxmlformats.org/drawingml/2006/picture">
+                <pic:pic xmlns:pic="http://schemas.openxmlformats.org/drawingml/2006/picture">
+                  <pic:nvPicPr>
+                    <pic:cNvPr id="0" name="Imagen 2"/>
+                    <pic:cNvPicPr>
+                      <a:picLocks noChangeArrowheads="1"/>
+                    </pic:cNvPicPr>
+                  </pic:nvPicPr>
+                  <pic:blipFill>
+                    <a:blip r:embed="rId5" cstate="print">
+                      <a:extLst>
+                        <a:ext uri="{28A0092B-C50C-407E-A947-70E740481C1C}">
+                          <a14:useLocalDpi xmlns:a14="http://schemas.microsoft.com/office/drawing/2010/main" val="0"/>
+                        </a:ext>
+                      </a:extLst>
+                    </a:blip>
+                    <a:srcRect/>
+                    <a:stretch>
+                      <a:fillRect/>
+                    </a:stretch>
+                  </pic:blipFill>
+                  <pic:spPr bwMode="auto">
+                    <a:xfrm>
+                      <a:off x="0" y="0"/>
+                      <a:ext cx="601980" cy="960120"/>
+                    </a:xfrm>
+                    <a:prstGeom prst="rect">
+                      <a:avLst/>
+                    </a:prstGeom>
+                    <a:noFill/>
+                    <a:ln>
+                      <a:noFill/>
+                    </a:ln>
+                  </pic:spPr>
+                </pic:pic>
+              </a:graphicData>
+            </a:graphic>
+          </wp:inline>
+        </w:drawing>
+      </w:r>
+    </w:p>
+    <w:p>
+      <w:pPr>
+        <w:spacing w:line="480" w:lineRule="auto"/>
         <w:jc w:val="center"/>
-      </w:pPr>
-      <w:r>
-        <w:rPr>
-          <w:sz w:val="22"/>
+        <w:rPr>
+          <w:rFonts w:eastAsia="MS Mincho"/>
+          <w:b/>
+          <w:bCs/>
+          <w:color w:val="000000"/>
+          <w:sz w:val="24"/>
           <w:szCs w:val="22"/>
-        </w:rPr>
-        <w:t>Mateo Leonardo Yaguache Plaza</w:t>
-      </w:r>
-    </w:p>
-    <w:p>
-      <w:pPr>
+          <w:lang w:val="en-US" w:eastAsia="en-US"/>
+        </w:rPr>
+      </w:pPr>
+    </w:p>
+    <w:p>
+      <w:pPr>
+        <w:spacing w:line="480" w:lineRule="auto"/>
         <w:jc w:val="center"/>
-      </w:pPr>
-      <w:r>
-        <w:rPr>
+        <w:rPr>
+          <w:rFonts w:eastAsia="MS Mincho"/>
+          <w:b/>
+          <w:bCs/>
+          <w:color w:val="000000"/>
+          <w:sz w:val="24"/>
+          <w:szCs w:val="22"/>
+          <w:lang w:eastAsia="en-US"/>
+        </w:rPr>
+      </w:pPr>
+      <w:r>
+        <w:rPr>
+          <w:rFonts w:eastAsia="MS Mincho"/>
+          <w:b/>
+          <w:bCs/>
+          <w:color w:val="000000"/>
+          <w:sz w:val="24"/>
+          <w:szCs w:val="22"/>
+          <w:lang w:eastAsia="en-US"/>
+        </w:rPr>
+        <w:t>UNIVERSIDAD TÉCNICA PARTICULAR DE LOJA</w:t>
+      </w:r>
+    </w:p>
+    <w:p>
+      <w:pPr>
+        <w:spacing w:line="480" w:lineRule="auto"/>
+        <w:jc w:val="center"/>
+        <w:rPr>
+          <w:rFonts w:eastAsia="MS Mincho"/>
+          <w:b/>
+          <w:bCs/>
           <w:i/>
           <w:iCs/>
-        </w:rPr>
-        <w:t>Computación</w:t>
-      </w:r>
-    </w:p>
-    <w:p>
-      <w:pPr>
-        <w:jc w:val="center"/>
-      </w:pPr>
-      <w:r>
-        <w:rPr>
+          <w:color w:val="000000"/>
+          <w:sz w:val="24"/>
+          <w:szCs w:val="22"/>
+          <w:lang w:eastAsia="en-US"/>
+        </w:rPr>
+      </w:pPr>
+      <w:r>
+        <w:rPr>
+          <w:rFonts w:eastAsia="MS Mincho"/>
+          <w:b/>
+          <w:bCs/>
           <w:i/>
           <w:iCs/>
-        </w:rPr>
-        <w:t>Universidad Técnica Particular de Loja (UTPL)</w:t>
-      </w:r>
-    </w:p>
-    <w:p>
-      <w:pPr>
-        <w:spacing w:after="300"/>
+          <w:color w:val="000000"/>
+          <w:sz w:val="24"/>
+          <w:szCs w:val="22"/>
+          <w:lang w:eastAsia="en-US"/>
+        </w:rPr>
+        <w:t>La Universidad Católica de Loja</w:t>
+      </w:r>
+    </w:p>
+    <w:p>
+      <w:pPr>
+        <w:spacing w:line="480" w:lineRule="auto"/>
         <w:jc w:val="center"/>
-      </w:pPr>
-      <w:r>
-        <w:rPr>
-          <w:i/>
-          <w:iCs/>
-        </w:rPr>
-        <w:t>Loja, Ecuador</w:t>
-      </w:r>
-    </w:p>
-    <w:p>
-      <w:pPr>
-        <w:spacing w:before="100" w:after="200"/>
-        <w:jc w:val="center"/>
-      </w:pPr>
-      <w:r>
-        <w:rPr>
+        <w:rPr>
+          <w:rFonts w:eastAsia="MS Mincho"/>
           <w:b/>
           <w:bCs/>
-        </w:rPr>
-        <w:t>Contenido</w:t>
-      </w:r>
-    </w:p>
-    <w:p>
-      <w:pPr>
-        <w:spacing w:after="60"/>
-      </w:pPr>
-      <w:r>
-        <w:t>Resumen</w:t>
-      </w:r>
-    </w:p>
-    <w:p>
-      <w:pPr>
-        <w:spacing w:after="60"/>
-      </w:pPr>
-      <w:r>
-        <w:t>I.   Introducción</w:t>
-      </w:r>
-    </w:p>
-    <w:p>
-      <w:pPr>
-        <w:spacing w:after="60"/>
-      </w:pPr>
-      <w:r>
-        <w:t>II.  Trabajos Relacionados</w:t>
-      </w:r>
-    </w:p>
-    <w:p>
-      <w:pPr>
-        <w:spacing w:after="60"/>
-      </w:pPr>
-      <w:r>
-        <w:t>III. Planteamiento del Problema y Objetivos</w:t>
-      </w:r>
-    </w:p>
-    <w:p>
-      <w:pPr>
-        <w:spacing w:after="60"/>
-      </w:pPr>
-      <w:r>
-        <w:t>IV.  Metodología</w:t>
-      </w:r>
-    </w:p>
-    <w:p>
-      <w:pPr>
-        <w:spacing w:after="60"/>
-      </w:pPr>
-      <w:r>
-        <w:t>V.   Diseño e Implementación del Sistema</w:t>
-      </w:r>
-    </w:p>
-    <w:p>
-      <w:pPr>
-        <w:spacing w:after="60"/>
-      </w:pPr>
-      <w:r>
-        <w:t>VI.  Resultados</w:t>
-      </w:r>
-    </w:p>
-    <w:p>
-      <w:pPr>
-        <w:spacing w:after="60"/>
-      </w:pPr>
-      <w:r>
-        <w:t>VII. Discusión</w:t>
-      </w:r>
-    </w:p>
-    <w:p>
-      <w:pPr>
-        <w:spacing w:after="60"/>
-      </w:pPr>
-      <w:r>
-        <w:t>VIII. Conclusión</w:t>
-      </w:r>
-    </w:p>
-    <w:p>
-      <w:pPr>
-        <w:spacing w:after="60"/>
-      </w:pPr>
-      <w:r>
-        <w:t>Referencias</w:t>
-      </w:r>
-    </w:p>
-    <w:p>
-      <w:r>
-        <w:br w:type="page"/>
-      </w:r>
+          <w:color w:val="000000"/>
+          <w:sz w:val="24"/>
+          <w:szCs w:val="22"/>
+          <w:lang w:eastAsia="en-US"/>
+        </w:rPr>
+      </w:pPr>
+      <w:r>
+        <w:rPr>
+          <w:rFonts w:eastAsia="MS Mincho"/>
+          <w:b/>
+          <w:bCs/>
+          <w:color w:val="000000"/>
+          <w:sz w:val="24"/>
+          <w:szCs w:val="22"/>
+          <w:lang w:eastAsia="en-US"/>
+        </w:rPr>
+        <w:t>MODALIDAD PRESENCIAL</w:t>
+      </w:r>
+    </w:p>
+    <w:p>
+      <w:pPr>
+        <w:spacing w:line="480" w:lineRule="auto"/>
+        <w:jc w:val="center"/>
+        <w:rPr>
+          <w:rFonts w:eastAsia="MS Mincho"/>
+          <w:b/>
+          <w:bCs/>
+          <w:color w:val="000000"/>
+          <w:sz w:val="24"/>
+          <w:szCs w:val="22"/>
+          <w:u w:val="single"/>
+          <w:lang w:eastAsia="en-US"/>
+        </w:rPr>
+      </w:pPr>
+      <w:r>
+        <w:rPr>
+          <w:rFonts w:eastAsia="MS Mincho"/>
+          <w:b/>
+          <w:bCs/>
+          <w:color w:val="000000"/>
+          <w:sz w:val="24"/>
+          <w:szCs w:val="22"/>
+          <w:lang w:eastAsia="en-US"/>
+        </w:rPr>
+        <w:t>Practicum 2.2</w:t>
+      </w:r>
+    </w:p>
+    <w:p>
+      <w:pPr>
+        <w:spacing w:line="480" w:lineRule="auto"/>
+        <w:jc w:val="center"/>
+        <w:rPr>
+          <w:rFonts w:eastAsia="MS Mincho"/>
+          <w:b/>
+          <w:bCs/>
+          <w:color w:val="000000"/>
+          <w:sz w:val="24"/>
+          <w:szCs w:val="22"/>
+          <w:lang w:eastAsia="en-US"/>
+        </w:rPr>
+      </w:pPr>
+      <w:r>
+        <w:rPr>
+          <w:rFonts w:eastAsia="MS Mincho"/>
+          <w:b/>
+          <w:bCs/>
+          <w:color w:val="000000"/>
+          <w:sz w:val="24"/>
+          <w:szCs w:val="22"/>
+          <w:lang w:eastAsia="en-US"/>
+        </w:rPr>
+        <w:t>Estudiante:</w:t>
+      </w:r>
+    </w:p>
+    <w:p>
+      <w:pPr>
+        <w:spacing w:line="480" w:lineRule="auto"/>
+        <w:jc w:val="center"/>
+        <w:rPr>
+          <w:rFonts w:eastAsia="MS Mincho"/>
+          <w:b/>
+          <w:bCs/>
+          <w:color w:val="000000"/>
+          <w:sz w:val="24"/>
+          <w:szCs w:val="22"/>
+          <w:lang w:eastAsia="en-US"/>
+        </w:rPr>
+      </w:pPr>
+      <w:r>
+        <w:rPr>
+          <w:rFonts w:eastAsia="MS Mincho"/>
+          <w:b/>
+          <w:bCs/>
+          <w:color w:val="000000"/>
+          <w:sz w:val="24"/>
+          <w:szCs w:val="22"/>
+          <w:lang w:eastAsia="en-US"/>
+        </w:rPr>
+        <w:t>Mateo Leonardo Yaguache Plaza</w:t>
+      </w:r>
+    </w:p>
+    <w:p>
+      <w:pPr>
+        <w:spacing w:line="480" w:lineRule="auto"/>
+        <w:jc w:val="center"/>
+        <w:rPr>
+          <w:rFonts w:eastAsia="MS Mincho"/>
+          <w:b/>
+          <w:bCs/>
+          <w:color w:val="000000"/>
+          <w:sz w:val="24"/>
+          <w:szCs w:val="22"/>
+          <w:lang w:eastAsia="en-US"/>
+        </w:rPr>
+      </w:pPr>
+      <w:r>
+        <w:rPr>
+          <w:rFonts w:eastAsia="MS Mincho"/>
+          <w:b/>
+          <w:bCs/>
+          <w:color w:val="000000"/>
+          <w:sz w:val="24"/>
+          <w:szCs w:val="22"/>
+          <w:lang w:eastAsia="en-US"/>
+        </w:rPr>
+        <w:t>Docente:</w:t>
+      </w:r>
+    </w:p>
+    <w:p>
+      <w:pPr>
+        <w:spacing w:line="480" w:lineRule="auto"/>
+        <w:jc w:val="center"/>
+        <w:rPr>
+          <w:rFonts w:eastAsia="MS Mincho"/>
+          <w:b/>
+          <w:bCs/>
+          <w:color w:val="000000"/>
+          <w:sz w:val="24"/>
+          <w:szCs w:val="22"/>
+          <w:lang w:eastAsia="en-US"/>
+        </w:rPr>
+      </w:pPr>
+      <w:r>
+        <w:rPr>
+          <w:rFonts w:eastAsia="MS Mincho"/>
+          <w:b/>
+          <w:bCs/>
+          <w:color w:val="000000"/>
+          <w:sz w:val="24"/>
+          <w:szCs w:val="22"/>
+          <w:lang w:eastAsia="en-US"/>
+        </w:rPr>
+        <w:t>Francisco Naula</w:t>
+      </w:r>
+    </w:p>
+    <w:p>
+      <w:pPr>
+        <w:spacing w:line="480" w:lineRule="auto"/>
+        <w:rPr>
+          <w:rFonts w:eastAsia="MS Mincho"/>
+          <w:b/>
+          <w:bCs/>
+          <w:color w:val="000000"/>
+          <w:sz w:val="24"/>
+          <w:szCs w:val="22"/>
+          <w:lang w:eastAsia="en-US"/>
+        </w:rPr>
+      </w:pPr>
+    </w:p>
+    <w:p>
+      <w:pPr>
+        <w:spacing w:line="480" w:lineRule="auto"/>
+        <w:jc w:val="center"/>
+        <w:rPr>
+          <w:rFonts w:eastAsia="MS Mincho"/>
+          <w:b/>
+          <w:bCs/>
+          <w:color w:val="000000"/>
+          <w:sz w:val="24"/>
+          <w:szCs w:val="22"/>
+          <w:u w:val="single"/>
+          <w:lang w:eastAsia="en-US"/>
+        </w:rPr>
+      </w:pPr>
+      <w:r>
+        <w:rPr>
+          <w:rFonts w:eastAsia="MS Mincho"/>
+          <w:b/>
+          <w:bCs/>
+          <w:color w:val="000000"/>
+          <w:sz w:val="24"/>
+          <w:szCs w:val="22"/>
+          <w:lang w:eastAsia="en-US"/>
+        </w:rPr>
+        <w:t xml:space="preserve">Tema: </w:t>
+      </w:r>
+      <w:bookmarkEnd w:id="0"/>
+      <w:r>
+        <w:rPr>
+          <w:rFonts w:eastAsia="MS Mincho"/>
+          <w:b/>
+          <w:bCs/>
+          <w:color w:val="000000"/>
+          <w:sz w:val="24"/>
+          <w:szCs w:val="22"/>
+          <w:lang w:eastAsia="en-US"/>
+        </w:rPr>
+        <w:t>Articulo</w:t>
+      </w:r>
+    </w:p>
+    <w:p>
+      <w:pPr>
+        <w:spacing w:line="480" w:lineRule="auto"/>
+        <w:jc w:val="center"/>
+        <w:rPr>
+          <w:rFonts w:eastAsia="MS Mincho"/>
+          <w:b/>
+          <w:bCs/>
+          <w:color w:val="000000"/>
+          <w:sz w:val="24"/>
+          <w:szCs w:val="22"/>
+          <w:lang w:eastAsia="en-US"/>
+        </w:rPr>
+      </w:pPr>
+    </w:p>
+    <w:p>
+      <w:pPr>
+        <w:spacing w:line="480" w:lineRule="auto"/>
+        <w:jc w:val="center"/>
+        <w:rPr>
+          <w:rFonts w:eastAsia="MS Mincho"/>
+          <w:b/>
+          <w:bCs/>
+          <w:color w:val="000000"/>
+          <w:sz w:val="24"/>
+          <w:szCs w:val="22"/>
+          <w:lang w:eastAsia="en-US"/>
+        </w:rPr>
+      </w:pPr>
+    </w:p>
+    <w:p>
+      <w:pPr>
+        <w:spacing w:line="480" w:lineRule="auto"/>
+        <w:jc w:val="center"/>
+        <w:rPr>
+          <w:rFonts w:eastAsia="MS Mincho"/>
+          <w:b/>
+          <w:bCs/>
+          <w:color w:val="000000"/>
+          <w:sz w:val="24"/>
+          <w:szCs w:val="22"/>
+          <w:lang w:eastAsia="en-US"/>
+        </w:rPr>
+      </w:pPr>
+      <w:r>
+        <w:rPr>
+          <w:rFonts w:eastAsia="MS Mincho"/>
+          <w:b/>
+          <w:bCs/>
+          <w:color w:val="000000"/>
+          <w:sz w:val="24"/>
+          <w:szCs w:val="22"/>
+          <w:lang w:eastAsia="en-US"/>
+        </w:rPr>
+        <w:t>Período Académico</w:t>
+      </w:r>
+    </w:p>
+    <w:p>
+      <w:pPr>
+        <w:spacing w:line="480" w:lineRule="auto"/>
+        <w:jc w:val="center"/>
+        <w:rPr>
+          <w:rFonts w:eastAsia="MS Mincho"/>
+          <w:b/>
+          <w:bCs/>
+          <w:color w:val="000000"/>
+          <w:sz w:val="24"/>
+          <w:szCs w:val="22"/>
+          <w:lang w:eastAsia="en-US"/>
+        </w:rPr>
+      </w:pPr>
+      <w:r>
+        <w:rPr>
+          <w:rFonts w:eastAsia="MS Mincho"/>
+          <w:b/>
+          <w:bCs/>
+          <w:color w:val="000000"/>
+          <w:sz w:val="24"/>
+          <w:szCs w:val="22"/>
+          <w:lang w:eastAsia="en-US"/>
+        </w:rPr>
+        <w:t>Abr 2026 – Ago 2026</w:t>
+      </w:r>
+    </w:p>
+    <w:p>
+      <w:pPr>
+        <w:spacing w:line="480" w:lineRule="auto"/>
+        <w:jc w:val="center"/>
+        <w:rPr>
+          <w:rFonts w:eastAsia="MS Mincho"/>
+          <w:b/>
+          <w:bCs/>
+          <w:color w:val="000000"/>
+          <w:sz w:val="24"/>
+          <w:szCs w:val="22"/>
+          <w:lang w:eastAsia="en-US"/>
+        </w:rPr>
+      </w:pPr>
+    </w:p>
+    <w:p>
+      <w:pPr>
+        <w:spacing w:line="480" w:lineRule="auto"/>
+        <w:jc w:val="center"/>
+        <w:rPr>
+          <w:rFonts w:eastAsia="MS Mincho"/>
+          <w:b/>
+          <w:bCs/>
+          <w:color w:val="000000"/>
+          <w:sz w:val="24"/>
+          <w:szCs w:val="22"/>
+          <w:lang w:eastAsia="en-US"/>
+        </w:rPr>
+      </w:pPr>
+    </w:p>
+    <w:p>
+      <w:pPr>
+        <w:spacing w:line="480" w:lineRule="auto"/>
+        <w:jc w:val="center"/>
+        <w:rPr>
+          <w:rFonts w:eastAsia="MS Mincho"/>
+          <w:b/>
+          <w:bCs/>
+          <w:color w:val="000000"/>
+          <w:sz w:val="24"/>
+          <w:szCs w:val="22"/>
+          <w:lang w:eastAsia="en-US"/>
+        </w:rPr>
+      </w:pPr>
+    </w:p>
+    <w:p>
+      <w:pPr>
+        <w:spacing w:line="480" w:lineRule="auto"/>
+        <w:jc w:val="center"/>
+        <w:rPr>
+          <w:rFonts w:eastAsia="MS Mincho"/>
+          <w:b/>
+          <w:bCs/>
+          <w:color w:val="000000"/>
+          <w:sz w:val="24"/>
+          <w:szCs w:val="22"/>
+          <w:lang w:eastAsia="en-US"/>
+        </w:rPr>
+      </w:pPr>
+    </w:p>
+    <w:p>
+      <w:pPr>
+        <w:spacing w:line="480" w:lineRule="auto"/>
+        <w:jc w:val="center"/>
+        <w:rPr>
+          <w:rFonts w:eastAsia="MS Mincho"/>
+          <w:b/>
+          <w:bCs/>
+          <w:color w:val="000000"/>
+          <w:sz w:val="24"/>
+          <w:szCs w:val="22"/>
+          <w:lang w:eastAsia="en-US"/>
+        </w:rPr>
+      </w:pPr>
+    </w:p>
+    <w:p>
+      <w:pPr>
+        <w:spacing w:line="480" w:lineRule="auto"/>
+        <w:jc w:val="center"/>
+        <w:rPr>
+          <w:rFonts w:eastAsia="MS Mincho"/>
+          <w:b/>
+          <w:bCs/>
+          <w:color w:val="000000"/>
+          <w:sz w:val="24"/>
+          <w:szCs w:val="22"/>
+          <w:lang w:eastAsia="en-US"/>
+        </w:rPr>
+      </w:pPr>
+    </w:p>
+    <w:p>
+      <w:pPr>
+        <w:spacing w:line="480" w:lineRule="auto"/>
+        <w:rPr>
+          <w:rFonts w:eastAsia="MS Mincho"/>
+          <w:b/>
+          <w:bCs/>
+          <w:color w:val="000000"/>
+          <w:sz w:val="24"/>
+          <w:szCs w:val="22"/>
+          <w:lang w:eastAsia="en-US"/>
+        </w:rPr>
+      </w:pPr>
     </w:p>
     <w:p>
       <w:pPr>
@@ -194,6 +561,10 @@
       <w:pPr>
         <w:spacing w:after="100"/>
         <w:jc w:val="both"/>
+        <w:rPr>
+          <w:sz w:val="18"/>
+          <w:szCs w:val="18"/>
+        </w:rPr>
       </w:pPr>
       <w:r>
         <w:rPr>
@@ -212,172 +583,57 @@
           <w:sz w:val="18"/>
           <w:szCs w:val="18"/>
         </w:rPr>
-        <w:t xml:space="preserve">Este artículo presenta el diseño e implementación de un pipeline de datos automatizado para el procesamiento del macroentorno económico ecuatoriano, desarrollado como reto integrador en la Universidad Técnica Particular de Loja (UTPL). El sistema integra doce </w:t>
-      </w:r>
-      <w:proofErr w:type="spellStart"/>
+        <w:t>Este artículo presenta el diseño e implementación de un pipeline de datos automatizado para el procesamiento del macroentorno económico ecuatoriano, desarrollado como reto integrador en la Universidad Técnica Particular de Loja (UTPL). El sistema integra doce datasets provenientes de cuatro fuentes institucionales oficiales</w:t>
+      </w:r>
       <w:r>
         <w:rPr>
           <w:sz w:val="18"/>
           <w:szCs w:val="18"/>
         </w:rPr>
-        <w:t>datasets</w:t>
-      </w:r>
-      <w:proofErr w:type="spellEnd"/>
+        <w:t xml:space="preserve">, </w:t>
+      </w:r>
       <w:r>
         <w:rPr>
           <w:sz w:val="18"/>
           <w:szCs w:val="18"/>
         </w:rPr>
-        <w:t xml:space="preserve"> provenientes de cuatro fuentes institucionales oficiales</w:t>
+        <w:t xml:space="preserve">Banco Central del Ecuador (BCE), Instituto Nacional de Estadística y Censos (INEC), Superintendencia de Compañías (Supercias) y Ministerio de Educación (MINEDUC), totalizando más de </w:t>
       </w:r>
       <w:r>
         <w:rPr>
           <w:sz w:val="18"/>
           <w:szCs w:val="18"/>
         </w:rPr>
-        <w:t xml:space="preserve">, </w:t>
+        <w:t>1.6 mill</w:t>
       </w:r>
       <w:r>
         <w:rPr>
           <w:sz w:val="18"/>
           <w:szCs w:val="18"/>
         </w:rPr>
-        <w:t>Banco Central del Ecuador (BCE), Instituto Nacional de Estadística y Censos (INEC), Superintendencia de Compañías (</w:t>
-      </w:r>
-      <w:proofErr w:type="spellStart"/>
-      <w:r>
-        <w:rPr>
-          <w:sz w:val="18"/>
-          <w:szCs w:val="18"/>
-        </w:rPr>
-        <w:t>Supercias</w:t>
-      </w:r>
-      <w:proofErr w:type="spellEnd"/>
-      <w:r>
-        <w:rPr>
-          <w:sz w:val="18"/>
-          <w:szCs w:val="18"/>
-        </w:rPr>
-        <w:t xml:space="preserve">) y Ministerio de Educación (MINEDUC), totalizando más de </w:t>
-      </w:r>
-      <w:r>
-        <w:rPr>
-          <w:sz w:val="18"/>
-          <w:szCs w:val="18"/>
-        </w:rPr>
-        <w:t xml:space="preserve">1.6 </w:t>
-      </w:r>
-      <w:proofErr w:type="spellStart"/>
-      <w:r>
-        <w:rPr>
-          <w:sz w:val="18"/>
-          <w:szCs w:val="18"/>
-        </w:rPr>
-        <w:t>mill</w:t>
-      </w:r>
-      <w:proofErr w:type="spellEnd"/>
-      <w:r>
-        <w:rPr>
-          <w:sz w:val="18"/>
-          <w:szCs w:val="18"/>
-        </w:rPr>
-        <w:t xml:space="preserve"> registros. Se implementó una arquitectura </w:t>
-      </w:r>
-      <w:proofErr w:type="spellStart"/>
-      <w:r>
-        <w:rPr>
-          <w:sz w:val="18"/>
-          <w:szCs w:val="18"/>
-        </w:rPr>
-        <w:t>Medallion</w:t>
-      </w:r>
-      <w:proofErr w:type="spellEnd"/>
-      <w:r>
-        <w:rPr>
-          <w:sz w:val="18"/>
-          <w:szCs w:val="18"/>
-        </w:rPr>
-        <w:t xml:space="preserve"> (Bronze–Silver–Gold) sobre PostgreSQL 16, junto con un motor de orquestación impulsado por un registro centralizado de fuentes (</w:t>
-      </w:r>
-      <w:proofErr w:type="spellStart"/>
-      <w:r>
-        <w:rPr>
-          <w:sz w:val="18"/>
-          <w:szCs w:val="18"/>
-        </w:rPr>
-        <w:t>Registry</w:t>
-      </w:r>
-      <w:proofErr w:type="spellEnd"/>
-      <w:r>
-        <w:rPr>
-          <w:sz w:val="18"/>
-          <w:szCs w:val="18"/>
-        </w:rPr>
-        <w:t xml:space="preserve"> </w:t>
-      </w:r>
-      <w:proofErr w:type="spellStart"/>
-      <w:r>
-        <w:rPr>
-          <w:sz w:val="18"/>
-          <w:szCs w:val="18"/>
-        </w:rPr>
-        <w:t>Pattern</w:t>
-      </w:r>
-      <w:proofErr w:type="spellEnd"/>
-      <w:r>
-        <w:rPr>
-          <w:sz w:val="18"/>
-          <w:szCs w:val="18"/>
-        </w:rPr>
-        <w:t xml:space="preserve">) y seis vistas analíticas de soporte a la toma de decisiones. La elección arquitectónica se fundamentó en una revisión del estado del arte en ingeniería de datos, que confirmó la pertinencia de los enfoques de capas progresivas frente a alternativas como el data </w:t>
-      </w:r>
-      <w:proofErr w:type="spellStart"/>
-      <w:r>
-        <w:rPr>
-          <w:sz w:val="18"/>
-          <w:szCs w:val="18"/>
-        </w:rPr>
-        <w:t>mesh</w:t>
-      </w:r>
-      <w:proofErr w:type="spellEnd"/>
-      <w:r>
-        <w:rPr>
-          <w:sz w:val="18"/>
-          <w:szCs w:val="18"/>
-        </w:rPr>
-        <w:t xml:space="preserve"> para un proyecto de este alcance. El sistema resultante es escalable y reproducible, incluye soporte de automatización robótica de procesos (RPA) mediante un mecanismo </w:t>
-      </w:r>
-      <w:proofErr w:type="spellStart"/>
-      <w:r>
-        <w:rPr>
-          <w:sz w:val="18"/>
-          <w:szCs w:val="18"/>
-        </w:rPr>
-        <w:t>watchdog</w:t>
-      </w:r>
-      <w:proofErr w:type="spellEnd"/>
-      <w:r>
-        <w:rPr>
-          <w:sz w:val="18"/>
-          <w:szCs w:val="18"/>
-        </w:rPr>
-        <w:t xml:space="preserve"> automático, y alimenta un </w:t>
-      </w:r>
-      <w:proofErr w:type="spellStart"/>
-      <w:r>
-        <w:rPr>
-          <w:sz w:val="18"/>
-          <w:szCs w:val="18"/>
-        </w:rPr>
-        <w:t>dashboard</w:t>
-      </w:r>
-      <w:proofErr w:type="spellEnd"/>
-      <w:r>
-        <w:rPr>
-          <w:sz w:val="18"/>
-          <w:szCs w:val="18"/>
-        </w:rPr>
-        <w:t xml:space="preserve"> desarrollado en Power BI.</w:t>
+        <w:t xml:space="preserve"> registros. Se implementó una arquitectura Medallion (Bronze–Silver–Gold) sobre PostgreSQL 16, junto con un motor de orquestación impulsado por un registro centralizado de fuentes (Registry Pattern) y seis vistas analíticas de soporte a la toma de decisiones. La elección arquitectónica se fundamentó en una revisión del estado del arte en ingeniería de datos, que confirmó la pertinencia de los enfoques de capas progresivas frente a alternativas como el data mesh para un proyecto de este alcance. El sistema resultante es escalable y reproducible, incluye soporte de automatización robótica de procesos (RPA) mediante un mecanismo watchdog automático, y alimenta un dashboard desarrollado en Power BI.</w:t>
+      </w:r>
+    </w:p>
+    <w:p>
+      <w:pPr>
+        <w:spacing w:after="100"/>
+        <w:jc w:val="both"/>
+      </w:pPr>
+      <w:r>
+        <w:rPr>
+          <w:b/>
+          <w:bCs/>
+          <w:i/>
+          <w:iCs/>
+        </w:rPr>
+        <w:t xml:space="preserve">Palabras clave: </w:t>
+      </w:r>
+      <w:r>
+        <w:rPr>
+          <w:i/>
+          <w:iCs/>
+        </w:rPr>
+        <w:t>ingeniería de datos, arquitectura Medallion, pipeline ETL, Power BI, macroentorno ecuatoriano, Practicum 2.2.</w:t>
       </w:r>
     </w:p>
     <w:p>
@@ -429,31 +685,7 @@
         <w:jc w:val="both"/>
       </w:pPr>
       <w:r>
-        <w:t xml:space="preserve">Este artículo documenta el diseño, la implementación y la evaluación de un pipeline de datos automatizado, escalable y reproducible para el macroentorno ecuatoriano, construido sobre PostgreSQL 16 y Python. El objetivo general es integrar doce </w:t>
-      </w:r>
-      <w:proofErr w:type="spellStart"/>
-      <w:r>
-        <w:t>datasets</w:t>
-      </w:r>
-      <w:proofErr w:type="spellEnd"/>
-      <w:r>
-        <w:t xml:space="preserve"> de cuatro fuentes institucionales en un esquema Silver normalizado, implementar seis vistas analíticas Gold que respondan preguntas estratégicas, automatizar la ejecución mediante un orquestador impulsado por un registro centralizado, integrar un mecanismo </w:t>
-      </w:r>
-      <w:proofErr w:type="spellStart"/>
-      <w:r>
-        <w:t>watchdog</w:t>
-      </w:r>
-      <w:proofErr w:type="spellEnd"/>
-      <w:r>
-        <w:t xml:space="preserve"> de soporte a procesos RPA, y conectar el sistema a un </w:t>
-      </w:r>
-      <w:proofErr w:type="spellStart"/>
-      <w:r>
-        <w:t>dashboard</w:t>
-      </w:r>
-      <w:proofErr w:type="spellEnd"/>
-      <w:r>
-        <w:t xml:space="preserve"> ejecutivo en Power BI.</w:t>
+        <w:t>Este artículo documenta el diseño, la implementación y la evaluación de un pipeline de datos automatizado, escalable y reproducible para el macroentorno ecuatoriano, construido sobre PostgreSQL 16 y Python. El objetivo general es integrar doce datasets de cuatro fuentes institucionales en un esquema Silver normalizado, implementar seis vistas analíticas Gold que respondan preguntas estratégicas, automatizar la ejecución mediante un orquestador impulsado por un registro centralizado, integrar un mecanismo watchdog de soporte a procesos RPA, y conectar el sistema a un dashboard ejecutivo en Power BI.</w:t>
       </w:r>
     </w:p>
     <w:p>
@@ -487,33 +719,77 @@
           <w:i/>
           <w:iCs/>
         </w:rPr>
-        <w:t xml:space="preserve">A. Arquitecturas de Datos: del Data </w:t>
-      </w:r>
-      <w:proofErr w:type="spellStart"/>
+        <w:t>A. Arquitecturas de Datos: del Data Warehouse al Lakehouse</w:t>
+      </w:r>
+    </w:p>
+    <w:p>
+      <w:pPr>
+        <w:ind w:firstLine="200"/>
+        <w:jc w:val="both"/>
+      </w:pPr>
+      <w:r>
+        <w:t>Se revisaron tres enfoques dominantes antes de seleccionar una arquitectura para este proyecto. El data warehouse es una arquitectura centralizada y estructurada, optimizada para consultas analíticas sobre datos ya transformados [1]. El data lake surge para almacenar datos crudos de cualquier formato a bajo costo, sacrificando en muchos casos la gobernanza y la calidad, lo que ha derivado en el problema conocido como "pantano de datos" [2]. El lakehouse combina ambos enfoques, aplicando control transaccional tipo ACID y esquemas de metadatos sobre almacenamiento de bajo costo, unificando las cargas de trabajo analíticas en una sola capa [3], [4].</w:t>
+      </w:r>
+    </w:p>
+    <w:p>
+      <w:pPr>
+        <w:spacing w:before="160" w:after="80"/>
+      </w:pPr>
       <w:r>
         <w:rPr>
           <w:i/>
           <w:iCs/>
         </w:rPr>
-        <w:t>Warehouse</w:t>
-      </w:r>
-      <w:proofErr w:type="spellEnd"/>
+        <w:t>B. Data Mesh y Selección Arquitectónica</w:t>
+      </w:r>
+    </w:p>
+    <w:p>
+      <w:pPr>
+        <w:ind w:firstLine="200"/>
+        <w:jc w:val="both"/>
+      </w:pPr>
+      <w:r>
+        <w:t>El data mesh descentraliza la propiedad de los datos hacia equipos de dominio, tratando cada dataset como un producto con dueño y ciclo de vida propio [5]. Se descartó para este proyecto: su valor aparece en organizaciones con múltiples equipos de dominio autónomos, mientras que este proyecto involucra una única fuente de orquestación y cuatro instituciones de datos externas sin gobierno propio sobre el pipeline. La arquitectura Medallion, alineada conceptualmente con el enfoque lakehouse pero implementable sobre un motor relacional convencional como PostgreSQL, resultó la más adecuada al alcance y los recursos del proyecto. Herramientas del stack moderno de datos —Apache Kafka y Flink para ingesta en tiempo real, dbt y Airflow para transformación y orquestación, Apache Iceberg/Hudi/Delta Lake, y plataformas como Databricks o Snowflake— fueron consideradas pero no adoptadas, dado que el proyecto es de naturaleza batch (archivos publicados periódicamente por instituciones, no flujos continuos de eventos) y de escala moderada</w:t>
+      </w:r>
+      <w:r>
+        <w:t xml:space="preserve">, </w:t>
+      </w:r>
+      <w:r>
+        <w:t>por lo que un stack Python + PostgreSQL resultó suficiente sin complejidad operativa innecesaria.</w:t>
+      </w:r>
+    </w:p>
+    <w:p>
+      <w:pPr>
+        <w:spacing w:before="160" w:after="80"/>
+      </w:pPr>
       <w:r>
         <w:rPr>
           <w:i/>
           <w:iCs/>
         </w:rPr>
-        <w:t xml:space="preserve"> al </w:t>
-      </w:r>
-      <w:proofErr w:type="spellStart"/>
+        <w:t>C. Arquitectura Medallion</w:t>
+      </w:r>
+    </w:p>
+    <w:p>
+      <w:pPr>
+        <w:ind w:firstLine="200"/>
+        <w:jc w:val="both"/>
+      </w:pPr>
+      <w:r>
+        <w:t>La arquitectura Medallion es un patrón de diseño de data lakes propuesto por Databricks que organiza los datos en tres capas de refinamiento progresivo [6]: Bronze (datos crudos sin transformación), Silver (datos limpios y normalizados en un esquema relacional) y Gold (agregaciones, métricas de negocio y vistas analíticas listas para consumo).</w:t>
+      </w:r>
+    </w:p>
+    <w:p>
+      <w:pPr>
+        <w:spacing w:before="160" w:after="80"/>
+      </w:pPr>
       <w:r>
         <w:rPr>
           <w:i/>
           <w:iCs/>
         </w:rPr>
-        <w:t>Lakehouse</w:t>
-      </w:r>
-      <w:proofErr w:type="spellEnd"/>
+        <w:t>D. Proceso ETL y Principios DataOps</w:t>
+      </w:r>
     </w:p>
     <w:p>
       <w:pPr>
@@ -521,31 +797,7 @@
         <w:jc w:val="both"/>
       </w:pPr>
       <w:r>
-        <w:t xml:space="preserve">Se revisaron tres enfoques dominantes antes de seleccionar una arquitectura para este proyecto. El data </w:t>
-      </w:r>
-      <w:proofErr w:type="spellStart"/>
-      <w:r>
-        <w:t>warehouse</w:t>
-      </w:r>
-      <w:proofErr w:type="spellEnd"/>
-      <w:r>
-        <w:t xml:space="preserve"> es una arquitectura centralizada y estructurada, optimizada para consultas analíticas sobre datos ya transformados [1]. El data </w:t>
-      </w:r>
-      <w:proofErr w:type="spellStart"/>
-      <w:r>
-        <w:t>lake</w:t>
-      </w:r>
-      <w:proofErr w:type="spellEnd"/>
-      <w:r>
-        <w:t xml:space="preserve"> surge para almacenar datos crudos de cualquier formato a bajo costo, sacrificando en muchos casos la gobernanza y la calidad, lo que ha derivado en el problema conocido como "pantano de datos" [2]. El </w:t>
-      </w:r>
-      <w:proofErr w:type="spellStart"/>
-      <w:r>
-        <w:t>lakehouse</w:t>
-      </w:r>
-      <w:proofErr w:type="spellEnd"/>
-      <w:r>
-        <w:t xml:space="preserve"> combina ambos enfoques, aplicando control transaccional tipo ACID y esquemas de metadatos sobre almacenamiento de bajo costo, unificando las cargas de trabajo analíticas en una sola capa [3], [4].</w:t>
+        <w:t>El proceso ETL constituye el núcleo operacional de cualquier pipeline de datos. Un pipeline ETL bien diseñado debe garantizar idempotencia (reejecutar produce el mismo resultado), auditabilidad (registros trazables de cada operación) y escalabilidad (nuevas fuentes se agregan sin reescribir el núcleo) [7]. Estos criterios coinciden con los principios de DataOps, que buscan reducir el tiempo entre la generación de un dato y su disponibilidad confiable para el consumo aplicando prácticas de integración continua a los flujos de datos. En este proyecto, la idempotencia se implementó mediante upserts (ON CONFLICT DO UPDATE) en todas las cargas, y la escalabilidad mediante el Registry Pattern descrito a continuación.</w:t>
       </w:r>
     </w:p>
     <w:p>
@@ -557,7 +809,7 @@
           <w:i/>
           <w:iCs/>
         </w:rPr>
-        <w:t>B. Data Mesh y Selección Arquitectónica</w:t>
+        <w:t>E. Registry Pattern (Patrón de Registro)</w:t>
       </w:r>
     </w:p>
     <w:p>
@@ -566,103 +818,8 @@
         <w:jc w:val="both"/>
       </w:pPr>
       <w:r>
-        <w:t xml:space="preserve">El data </w:t>
-      </w:r>
-      <w:proofErr w:type="spellStart"/>
-      <w:r>
-        <w:t>mesh</w:t>
-      </w:r>
-      <w:proofErr w:type="spellEnd"/>
-      <w:r>
-        <w:t xml:space="preserve"> descentraliza la propiedad de los datos hacia equipos de dominio, tratando cada </w:t>
-      </w:r>
-      <w:proofErr w:type="spellStart"/>
-      <w:r>
-        <w:t>dataset</w:t>
-      </w:r>
-      <w:proofErr w:type="spellEnd"/>
-      <w:r>
-        <w:t xml:space="preserve"> como un producto con dueño y ciclo de vida propio [5]. Se descartó para este proyecto: su valor aparece en organizaciones con múltiples equipos de dominio autónomos, mientras que este proyecto involucra una única fuente de orquestación y cuatro instituciones de datos externas sin gobierno propio sobre el pipeline. La arquitectura </w:t>
-      </w:r>
-      <w:proofErr w:type="spellStart"/>
-      <w:r>
-        <w:t>Medallion</w:t>
-      </w:r>
-      <w:proofErr w:type="spellEnd"/>
-      <w:r>
-        <w:t xml:space="preserve">, alineada conceptualmente con el enfoque </w:t>
-      </w:r>
-      <w:proofErr w:type="spellStart"/>
-      <w:proofErr w:type="gramStart"/>
-      <w:r>
-        <w:t>lakehouse</w:t>
-      </w:r>
-      <w:proofErr w:type="spellEnd"/>
-      <w:proofErr w:type="gramEnd"/>
-      <w:r>
-        <w:t xml:space="preserve"> pero implementable sobre un motor relacional convencional como PostgreSQL, resultó la más adecuada al alcance y los recursos del proyecto. Herramientas del </w:t>
-      </w:r>
-      <w:proofErr w:type="spellStart"/>
-      <w:r>
-        <w:t>stack</w:t>
-      </w:r>
-      <w:proofErr w:type="spellEnd"/>
-      <w:r>
-        <w:t xml:space="preserve"> moderno de datos —Apache Kafka y Flink para ingesta en tiempo real, </w:t>
-      </w:r>
-      <w:proofErr w:type="spellStart"/>
-      <w:r>
-        <w:t>dbt</w:t>
-      </w:r>
-      <w:proofErr w:type="spellEnd"/>
-      <w:r>
-        <w:t xml:space="preserve"> y </w:t>
-      </w:r>
-      <w:proofErr w:type="spellStart"/>
-      <w:r>
-        <w:t>Airflow</w:t>
-      </w:r>
-      <w:proofErr w:type="spellEnd"/>
-      <w:r>
-        <w:t xml:space="preserve"> para transformación y orquestación, Apache Iceberg/Hudi/Delta Lake, y plataformas como </w:t>
-      </w:r>
-      <w:proofErr w:type="spellStart"/>
-      <w:r>
-        <w:t>Databricks</w:t>
-      </w:r>
-      <w:proofErr w:type="spellEnd"/>
-      <w:r>
-        <w:t xml:space="preserve"> o </w:t>
-      </w:r>
-      <w:proofErr w:type="spellStart"/>
-      <w:r>
-        <w:t>Snowflake</w:t>
-      </w:r>
-      <w:proofErr w:type="spellEnd"/>
-      <w:r>
-        <w:t xml:space="preserve">— fueron consideradas pero no adoptadas, dado que el proyecto es de naturaleza </w:t>
-      </w:r>
-      <w:proofErr w:type="spellStart"/>
-      <w:r>
-        <w:t>batch</w:t>
-      </w:r>
-      <w:proofErr w:type="spellEnd"/>
-      <w:r>
-        <w:t xml:space="preserve"> (archivos publicados periódicamente por instituciones, no flujos continuos de eventos) y de escala moderada</w:t>
-      </w:r>
-      <w:r>
-        <w:t xml:space="preserve">, </w:t>
-      </w:r>
-      <w:r>
-        <w:t xml:space="preserve">por lo que un </w:t>
-      </w:r>
-      <w:proofErr w:type="spellStart"/>
-      <w:r>
-        <w:t>stack</w:t>
-      </w:r>
-      <w:proofErr w:type="spellEnd"/>
-      <w:r>
-        <w:t xml:space="preserve"> Python + PostgreSQL resultó suficiente sin complejidad operativa innecesaria.</w:t>
+        <w:lastRenderedPageBreak/>
+        <w:t>El Registry Pattern es un patrón de diseño de software en el que los componentes se registran en un catálogo central, permitiendo que un orquestador opere sobre ellos sin conocer sus detalles de implementación [8]. En este proyecto, cada fuente de datos se registra una única vez, y el orquestador la descubre automáticamente.</w:t>
       </w:r>
     </w:p>
     <w:p>
@@ -674,17 +831,8 @@
           <w:i/>
           <w:iCs/>
         </w:rPr>
-        <w:t xml:space="preserve">C. Arquitectura </w:t>
-      </w:r>
-      <w:proofErr w:type="spellStart"/>
-      <w:r>
-        <w:rPr>
-          <w:i/>
-          <w:iCs/>
-        </w:rPr>
-        <w:t>Medallion</w:t>
-      </w:r>
-      <w:proofErr w:type="spellEnd"/>
+        <w:t>F. Automatización Robótica de Procesos (RPA)</w:t>
+      </w:r>
     </w:p>
     <w:p>
       <w:pPr>
@@ -692,203 +840,7 @@
         <w:jc w:val="both"/>
       </w:pPr>
       <w:r>
-        <w:t xml:space="preserve">La arquitectura </w:t>
-      </w:r>
-      <w:proofErr w:type="spellStart"/>
-      <w:r>
-        <w:t>Medallion</w:t>
-      </w:r>
-      <w:proofErr w:type="spellEnd"/>
-      <w:r>
-        <w:t xml:space="preserve"> es un patrón de diseño de data </w:t>
-      </w:r>
-      <w:proofErr w:type="spellStart"/>
-      <w:r>
-        <w:t>lakes</w:t>
-      </w:r>
-      <w:proofErr w:type="spellEnd"/>
-      <w:r>
-        <w:t xml:space="preserve"> propuesto por </w:t>
-      </w:r>
-      <w:proofErr w:type="spellStart"/>
-      <w:r>
-        <w:t>Databricks</w:t>
-      </w:r>
-      <w:proofErr w:type="spellEnd"/>
-      <w:r>
-        <w:t xml:space="preserve"> que organiza los datos en tres capas de refinamiento progresivo [6]: Bronze (datos crudos sin transformación), Silver (datos limpios y normalizados en un esquema relacional) y Gold (agregaciones, métricas de negocio y vistas analíticas listas para consumo).</w:t>
-      </w:r>
-    </w:p>
-    <w:p>
-      <w:pPr>
-        <w:spacing w:before="160" w:after="80"/>
-      </w:pPr>
-      <w:r>
-        <w:rPr>
-          <w:i/>
-          <w:iCs/>
-        </w:rPr>
-        <w:t xml:space="preserve">D. Proceso ETL y Principios </w:t>
-      </w:r>
-      <w:proofErr w:type="spellStart"/>
-      <w:r>
-        <w:rPr>
-          <w:i/>
-          <w:iCs/>
-        </w:rPr>
-        <w:t>DataOps</w:t>
-      </w:r>
-      <w:proofErr w:type="spellEnd"/>
-    </w:p>
-    <w:p>
-      <w:pPr>
-        <w:ind w:firstLine="200"/>
-        <w:jc w:val="both"/>
-      </w:pPr>
-      <w:r>
-        <w:t>El proceso ETL constituye el núcleo operacional de cualquier pipeline de datos. Un pipeline ETL bien diseñado debe garantizar idempotencia (</w:t>
-      </w:r>
-      <w:proofErr w:type="spellStart"/>
-      <w:r>
-        <w:t>reejecutar</w:t>
-      </w:r>
-      <w:proofErr w:type="spellEnd"/>
-      <w:r>
-        <w:t xml:space="preserve"> produce el mismo resultado), auditabilidad (registros trazables de cada operación) y escalabilidad (nuevas fuentes se agregan sin reescribir el núcleo) [7]. Estos criterios coinciden con los principios de </w:t>
-      </w:r>
-      <w:proofErr w:type="spellStart"/>
-      <w:r>
-        <w:t>DataOps</w:t>
-      </w:r>
-      <w:proofErr w:type="spellEnd"/>
-      <w:r>
-        <w:t xml:space="preserve">, que buscan reducir el tiempo entre la generación de un dato y su disponibilidad confiable para el consumo aplicando prácticas de integración continua a los flujos de datos. En este proyecto, la idempotencia se implementó mediante </w:t>
-      </w:r>
-      <w:proofErr w:type="spellStart"/>
-      <w:r>
-        <w:t>upserts</w:t>
-      </w:r>
-      <w:proofErr w:type="spellEnd"/>
-      <w:r>
-        <w:t xml:space="preserve"> (ON CONFLICT DO UPDATE) en todas las cargas, y la escalabilidad mediante el </w:t>
-      </w:r>
-      <w:proofErr w:type="spellStart"/>
-      <w:r>
-        <w:t>Registry</w:t>
-      </w:r>
-      <w:proofErr w:type="spellEnd"/>
-      <w:r>
-        <w:t xml:space="preserve"> </w:t>
-      </w:r>
-      <w:proofErr w:type="spellStart"/>
-      <w:r>
-        <w:t>Pattern</w:t>
-      </w:r>
-      <w:proofErr w:type="spellEnd"/>
-      <w:r>
-        <w:t xml:space="preserve"> descrito a continuación.</w:t>
-      </w:r>
-    </w:p>
-    <w:p>
-      <w:pPr>
-        <w:spacing w:before="160" w:after="80"/>
-      </w:pPr>
-      <w:r>
-        <w:rPr>
-          <w:i/>
-          <w:iCs/>
-        </w:rPr>
-        <w:t xml:space="preserve">E. </w:t>
-      </w:r>
-      <w:proofErr w:type="spellStart"/>
-      <w:r>
-        <w:rPr>
-          <w:i/>
-          <w:iCs/>
-        </w:rPr>
-        <w:t>Registry</w:t>
-      </w:r>
-      <w:proofErr w:type="spellEnd"/>
-      <w:r>
-        <w:rPr>
-          <w:i/>
-          <w:iCs/>
-        </w:rPr>
-        <w:t xml:space="preserve"> </w:t>
-      </w:r>
-      <w:proofErr w:type="spellStart"/>
-      <w:r>
-        <w:rPr>
-          <w:i/>
-          <w:iCs/>
-        </w:rPr>
-        <w:t>Pattern</w:t>
-      </w:r>
-      <w:proofErr w:type="spellEnd"/>
-      <w:r>
-        <w:rPr>
-          <w:i/>
-          <w:iCs/>
-        </w:rPr>
-        <w:t xml:space="preserve"> (Patrón de Registro)</w:t>
-      </w:r>
-    </w:p>
-    <w:p>
-      <w:pPr>
-        <w:ind w:firstLine="200"/>
-        <w:jc w:val="both"/>
-      </w:pPr>
-      <w:r>
-        <w:t xml:space="preserve">El </w:t>
-      </w:r>
-      <w:proofErr w:type="spellStart"/>
-      <w:r>
-        <w:t>Registry</w:t>
-      </w:r>
-      <w:proofErr w:type="spellEnd"/>
-      <w:r>
-        <w:t xml:space="preserve"> </w:t>
-      </w:r>
-      <w:proofErr w:type="spellStart"/>
-      <w:r>
-        <w:t>Pattern</w:t>
-      </w:r>
-      <w:proofErr w:type="spellEnd"/>
-      <w:r>
-        <w:t xml:space="preserve"> es un patrón de diseño de software en el que los componentes se registran en un catálogo central, </w:t>
-      </w:r>
-      <w:r>
-        <w:lastRenderedPageBreak/>
-        <w:t>permitiendo que un orquestador opere sobre ellos sin conocer sus detalles de implementación [8]. En este proyecto, cada fuente de datos se registra una única vez, y el orquestador la descubre automáticamente.</w:t>
-      </w:r>
-    </w:p>
-    <w:p>
-      <w:pPr>
-        <w:spacing w:before="160" w:after="80"/>
-      </w:pPr>
-      <w:r>
-        <w:rPr>
-          <w:i/>
-          <w:iCs/>
-        </w:rPr>
-        <w:t>F. Automatización Robótica de Procesos (RPA)</w:t>
-      </w:r>
-    </w:p>
-    <w:p>
-      <w:pPr>
-        <w:ind w:firstLine="200"/>
-        <w:jc w:val="both"/>
-      </w:pPr>
-      <w:r>
-        <w:t xml:space="preserve">La automatización robótica de procesos (RPA) implica el uso de software para automatizar tareas repetitivas [9]. En este proyecto, un mecanismo </w:t>
-      </w:r>
-      <w:proofErr w:type="spellStart"/>
-      <w:r>
-        <w:t>watchdog</w:t>
-      </w:r>
-      <w:proofErr w:type="spellEnd"/>
-      <w:r>
-        <w:t xml:space="preserve"> detecta la llegada de nuevos archivos en un directorio monitoreado y dispara automáticamente el proceso ETL correspondiente.</w:t>
+        <w:t>La automatización robótica de procesos (RPA) implica el uso de software para automatizar tareas repetitivas [9]. En este proyecto, un mecanismo watchdog detecta la llegada de nuevos archivos en un directorio monitoreado y dispara automáticamente el proceso ETL correspondiente.</w:t>
       </w:r>
     </w:p>
     <w:p>
@@ -971,15 +923,7 @@
         <w:jc w:val="both"/>
       </w:pPr>
       <w:r>
-        <w:t xml:space="preserve">1) Integrar doce </w:t>
-      </w:r>
-      <w:proofErr w:type="spellStart"/>
-      <w:r>
-        <w:t>datasets</w:t>
-      </w:r>
-      <w:proofErr w:type="spellEnd"/>
-      <w:r>
-        <w:t xml:space="preserve"> de cuatro fuentes institucionales en un esquema Silver normalizado.</w:t>
+        <w:t>1) Integrar doce datasets de cuatro fuentes institucionales en un esquema Silver normalizado.</w:t>
       </w:r>
     </w:p>
     <w:p>
@@ -1009,15 +953,7 @@
         <w:jc w:val="both"/>
       </w:pPr>
       <w:r>
-        <w:t xml:space="preserve">4) Integrar un mecanismo </w:t>
-      </w:r>
-      <w:proofErr w:type="spellStart"/>
-      <w:r>
-        <w:t>watchdog</w:t>
-      </w:r>
-      <w:proofErr w:type="spellEnd"/>
-      <w:r>
-        <w:t xml:space="preserve"> de soporte a procesos RPA.</w:t>
+        <w:t>4) Integrar un mecanismo watchdog de soporte a procesos RPA.</w:t>
       </w:r>
     </w:p>
     <w:p>
@@ -1027,15 +963,7 @@
         <w:jc w:val="both"/>
       </w:pPr>
       <w:r>
-        <w:t xml:space="preserve">5) Conectar el sistema a Power BI para generar un </w:t>
-      </w:r>
-      <w:proofErr w:type="spellStart"/>
-      <w:r>
-        <w:t>dashboard</w:t>
-      </w:r>
-      <w:proofErr w:type="spellEnd"/>
-      <w:r>
-        <w:t xml:space="preserve"> ejecutivo.</w:t>
+        <w:t>5) Conectar el sistema a Power BI para generar un dashboard ejecutivo.</w:t>
       </w:r>
     </w:p>
     <w:p>
@@ -1460,17 +1388,8 @@
                 <w:sz w:val="16"/>
                 <w:szCs w:val="16"/>
               </w:rPr>
-              <w:t xml:space="preserve">Python 3.14, pandas, </w:t>
-            </w:r>
-            <w:proofErr w:type="spellStart"/>
-            <w:r>
-              <w:rPr>
-                <w:sz w:val="16"/>
-                <w:szCs w:val="16"/>
-              </w:rPr>
-              <w:t>SQLAlchemy</w:t>
-            </w:r>
-            <w:proofErr w:type="spellEnd"/>
+              <w:t>Python 3.14, pandas, SQLAlchemy</w:t>
+            </w:r>
           </w:p>
         </w:tc>
       </w:tr>
@@ -1588,33 +1507,8 @@
                 <w:sz w:val="16"/>
                 <w:szCs w:val="16"/>
               </w:rPr>
-              <w:t xml:space="preserve">Orquestación con </w:t>
-            </w:r>
-            <w:proofErr w:type="spellStart"/>
-            <w:r>
-              <w:rPr>
-                <w:sz w:val="16"/>
-                <w:szCs w:val="16"/>
-              </w:rPr>
-              <w:t>Registry</w:t>
-            </w:r>
-            <w:proofErr w:type="spellEnd"/>
-            <w:r>
-              <w:rPr>
-                <w:sz w:val="16"/>
-                <w:szCs w:val="16"/>
-              </w:rPr>
-              <w:t xml:space="preserve"> </w:t>
-            </w:r>
-            <w:proofErr w:type="spellStart"/>
-            <w:r>
-              <w:rPr>
-                <w:sz w:val="16"/>
-                <w:szCs w:val="16"/>
-              </w:rPr>
-              <w:t>Pattern</w:t>
-            </w:r>
-            <w:proofErr w:type="spellEnd"/>
+              <w:t>Orquestación con Registry Pattern</w:t>
+            </w:r>
           </w:p>
         </w:tc>
         <w:tc>
@@ -1636,39 +1530,7 @@
                 <w:sz w:val="16"/>
                 <w:szCs w:val="16"/>
               </w:rPr>
-              <w:t>Python (</w:t>
-            </w:r>
-            <w:proofErr w:type="spellStart"/>
-            <w:r>
-              <w:rPr>
-                <w:sz w:val="16"/>
-                <w:szCs w:val="16"/>
-              </w:rPr>
-              <w:t>argparse</w:t>
-            </w:r>
-            <w:proofErr w:type="spellEnd"/>
-            <w:r>
-              <w:rPr>
-                <w:sz w:val="16"/>
-                <w:szCs w:val="16"/>
-              </w:rPr>
-              <w:t xml:space="preserve">, </w:t>
-            </w:r>
-            <w:proofErr w:type="spellStart"/>
-            <w:r>
-              <w:rPr>
-                <w:sz w:val="16"/>
-                <w:szCs w:val="16"/>
-              </w:rPr>
-              <w:t>importlib</w:t>
-            </w:r>
-            <w:proofErr w:type="spellEnd"/>
-            <w:r>
-              <w:rPr>
-                <w:sz w:val="16"/>
-                <w:szCs w:val="16"/>
-              </w:rPr>
-              <w:t>)</w:t>
+              <w:t>Python (argparse, importlib)</w:t>
             </w:r>
           </w:p>
         </w:tc>
@@ -1716,23 +1578,7 @@
                 <w:sz w:val="16"/>
                 <w:szCs w:val="16"/>
               </w:rPr>
-              <w:t xml:space="preserve">Integración </w:t>
-            </w:r>
-            <w:proofErr w:type="spellStart"/>
-            <w:r>
-              <w:rPr>
-                <w:sz w:val="16"/>
-                <w:szCs w:val="16"/>
-              </w:rPr>
-              <w:t>watchdog</w:t>
-            </w:r>
-            <w:proofErr w:type="spellEnd"/>
-            <w:r>
-              <w:rPr>
-                <w:sz w:val="16"/>
-                <w:szCs w:val="16"/>
-              </w:rPr>
-              <w:t xml:space="preserve"> RPA</w:t>
+              <w:t>Integración watchdog RPA</w:t>
             </w:r>
           </w:p>
         </w:tc>
@@ -1755,39 +1601,7 @@
                 <w:sz w:val="16"/>
                 <w:szCs w:val="16"/>
               </w:rPr>
-              <w:t>Python (</w:t>
-            </w:r>
-            <w:proofErr w:type="spellStart"/>
-            <w:r>
-              <w:rPr>
-                <w:sz w:val="16"/>
-                <w:szCs w:val="16"/>
-              </w:rPr>
-              <w:t>watchdog</w:t>
-            </w:r>
-            <w:proofErr w:type="spellEnd"/>
-            <w:r>
-              <w:rPr>
-                <w:sz w:val="16"/>
-                <w:szCs w:val="16"/>
-              </w:rPr>
-              <w:t xml:space="preserve"> </w:t>
-            </w:r>
-            <w:proofErr w:type="spellStart"/>
-            <w:r>
-              <w:rPr>
-                <w:sz w:val="16"/>
-                <w:szCs w:val="16"/>
-              </w:rPr>
-              <w:t>library</w:t>
-            </w:r>
-            <w:proofErr w:type="spellEnd"/>
-            <w:r>
-              <w:rPr>
-                <w:sz w:val="16"/>
-                <w:szCs w:val="16"/>
-              </w:rPr>
-              <w:t>)</w:t>
+              <w:t>Python (watchdog library)</w:t>
             </w:r>
           </w:p>
         </w:tc>
@@ -1870,63 +1684,7 @@
         <w:jc w:val="both"/>
       </w:pPr>
       <w:r>
-        <w:t xml:space="preserve">El </w:t>
-      </w:r>
-      <w:proofErr w:type="spellStart"/>
-      <w:r>
-        <w:t>stack</w:t>
-      </w:r>
-      <w:proofErr w:type="spellEnd"/>
-      <w:r>
-        <w:t xml:space="preserve"> tecnológico comprendió Python 3.14, PostgreSQL 16, el </w:t>
-      </w:r>
-      <w:proofErr w:type="gramStart"/>
-      <w:r>
-        <w:t>driver</w:t>
-      </w:r>
-      <w:proofErr w:type="gramEnd"/>
-      <w:r>
-        <w:t xml:space="preserve"> </w:t>
-      </w:r>
-      <w:proofErr w:type="spellStart"/>
-      <w:r>
-        <w:t>psycopg</w:t>
-      </w:r>
-      <w:proofErr w:type="spellEnd"/>
-      <w:r>
-        <w:t xml:space="preserve"> 3, </w:t>
-      </w:r>
-      <w:proofErr w:type="spellStart"/>
-      <w:r>
-        <w:t>SQLAlchemy</w:t>
-      </w:r>
-      <w:proofErr w:type="spellEnd"/>
-      <w:r>
-        <w:t xml:space="preserve"> 2.0 para la gestión de conexiones, pandas y </w:t>
-      </w:r>
-      <w:proofErr w:type="spellStart"/>
-      <w:r>
-        <w:t>NumPy</w:t>
-      </w:r>
-      <w:proofErr w:type="spellEnd"/>
-      <w:r>
-        <w:t xml:space="preserve"> para el procesamiento [12], la librería </w:t>
-      </w:r>
-      <w:proofErr w:type="spellStart"/>
-      <w:r>
-        <w:t>unidecode</w:t>
-      </w:r>
-      <w:proofErr w:type="spellEnd"/>
-      <w:r>
-        <w:t xml:space="preserve"> para normalización de texto, </w:t>
-      </w:r>
-      <w:proofErr w:type="spellStart"/>
-      <w:r>
-        <w:t>watchdog</w:t>
-      </w:r>
-      <w:proofErr w:type="spellEnd"/>
-      <w:r>
-        <w:t xml:space="preserve"> para el monitoreo de archivos, Microsoft Power BI Desktop para la visualización, y Git para control de versiones.</w:t>
+        <w:t>El stack tecnológico comprendió Python 3.14, PostgreSQL 16, el driver psycopg 3, SQLAlchemy 2.0 para la gestión de conexiones, pandas y NumPy para el procesamiento [12], la librería unidecode para normalización de texto, watchdog para el monitoreo de archivos, Microsoft Power BI Desktop para la visualización, y Git para control de versiones.</w:t>
       </w:r>
     </w:p>
     <w:p>
@@ -1960,23 +1718,7 @@
         <w:jc w:val="both"/>
       </w:pPr>
       <w:r>
-        <w:t xml:space="preserve">Se identificaron doce </w:t>
-      </w:r>
-      <w:proofErr w:type="spellStart"/>
-      <w:r>
-        <w:t>datasets</w:t>
-      </w:r>
-      <w:proofErr w:type="spellEnd"/>
-      <w:r>
-        <w:t xml:space="preserve"> distribuidos en cuatro bloques institucionales, resumidos en la Tabla 2. El BCE aportó seis archivos sobre PIB, expectativas empresariales, precio del petróleo y riesgo país; el INEC aportó archivos de encuesta laboral y censo; y </w:t>
-      </w:r>
-      <w:proofErr w:type="spellStart"/>
-      <w:r>
-        <w:t>Supercias</w:t>
-      </w:r>
-      <w:proofErr w:type="spellEnd"/>
-      <w:r>
-        <w:t>/MINEDUC aportaron directorios de empresas, rankings financieros y registros de educación secundaria.</w:t>
+        <w:t>Se identificaron doce datasets distribuidos en cuatro bloques institucionales, resumidos en la Tabla 2. El BCE aportó seis archivos sobre PIB, expectativas empresariales, precio del petróleo y riesgo país; el INEC aportó archivos de encuesta laboral y censo; y Supercias/MINEDUC aportaron directorios de empresas, rankings financieros y registros de educación secundaria.</w:t>
       </w:r>
     </w:p>
     <w:p>
@@ -2061,7 +1803,6 @@
               <w:spacing w:line="220" w:lineRule="auto"/>
               <w:jc w:val="center"/>
             </w:pPr>
-            <w:proofErr w:type="spellStart"/>
             <w:r>
               <w:rPr>
                 <w:b/>
@@ -2071,7 +1812,6 @@
               </w:rPr>
               <w:t>Datasets</w:t>
             </w:r>
-            <w:proofErr w:type="spellEnd"/>
           </w:p>
         </w:tc>
         <w:tc>
@@ -2259,7 +1999,6 @@
             <w:pPr>
               <w:spacing w:line="220" w:lineRule="auto"/>
             </w:pPr>
-            <w:proofErr w:type="spellStart"/>
             <w:r>
               <w:rPr>
                 <w:sz w:val="16"/>
@@ -2267,7 +2006,6 @@
               </w:rPr>
               <w:t>Supercias</w:t>
             </w:r>
-            <w:proofErr w:type="spellEnd"/>
           </w:p>
         </w:tc>
         <w:tc>
@@ -2395,31 +2133,7 @@
         <w:jc w:val="both"/>
       </w:pPr>
       <w:r>
-        <w:t xml:space="preserve">Los archivos estructuralmente más complejos fueron el de VAB provincial del BCE, cuyos datos inician diez filas vacías por debajo de un encabezado pivotado en formato ancho con años almacenados como </w:t>
-      </w:r>
-      <w:proofErr w:type="spellStart"/>
-      <w:r>
-        <w:t>floats</w:t>
-      </w:r>
-      <w:proofErr w:type="spellEnd"/>
-      <w:r>
-        <w:t xml:space="preserve">, y la encuesta ENEMDU del INEC, cuyas tasas de empleo se organizan en un encabezado </w:t>
-      </w:r>
-      <w:proofErr w:type="spellStart"/>
-      <w:r>
-        <w:t>multi-fila</w:t>
-      </w:r>
-      <w:proofErr w:type="spellEnd"/>
-      <w:r>
-        <w:t xml:space="preserve"> y </w:t>
-      </w:r>
-      <w:proofErr w:type="spellStart"/>
-      <w:r>
-        <w:t>multi-hoja</w:t>
-      </w:r>
-      <w:proofErr w:type="spellEnd"/>
-      <w:r>
-        <w:t xml:space="preserve"> distribuido en columnas trimestrales.</w:t>
+        <w:t>Los archivos estructuralmente más complejos fueron el de VAB provincial del BCE, cuyos datos inician diez filas vacías por debajo de un encabezado pivotado en formato ancho con años almacenados como floats, y la encuesta ENEMDU del INEC, cuyas tasas de empleo se organizan en un encabezado multi-fila y multi-hoja distribuido en columnas trimestrales.</w:t>
       </w:r>
     </w:p>
     <w:p>
@@ -2431,17 +2145,8 @@
           <w:i/>
           <w:iCs/>
         </w:rPr>
-        <w:t xml:space="preserve">B. Diseño de la Arquitectura </w:t>
-      </w:r>
-      <w:proofErr w:type="spellStart"/>
-      <w:r>
-        <w:rPr>
-          <w:i/>
-          <w:iCs/>
-        </w:rPr>
-        <w:t>Medallion</w:t>
-      </w:r>
-      <w:proofErr w:type="spellEnd"/>
+        <w:t>B. Diseño de la Arquitectura Medallion</w:t>
+      </w:r>
     </w:p>
     <w:p>
       <w:pPr>
@@ -2449,127 +2154,7 @@
         <w:jc w:val="both"/>
       </w:pPr>
       <w:r>
-        <w:t xml:space="preserve">Con base en la revisión del estado del arte (Sección II), se adoptó una arquitectura </w:t>
-      </w:r>
-      <w:proofErr w:type="spellStart"/>
-      <w:r>
-        <w:t>Medallion</w:t>
-      </w:r>
-      <w:proofErr w:type="spellEnd"/>
-      <w:r>
-        <w:t xml:space="preserve"> de tres capas (Fig. 1): Bronze almacena los archivos originales sin modificar; Silver contiene doce tablas normalizadas en un diseño estrella dentro de un esquema "</w:t>
-      </w:r>
-      <w:proofErr w:type="spellStart"/>
-      <w:r>
-        <w:t>silver</w:t>
-      </w:r>
-      <w:proofErr w:type="spellEnd"/>
-      <w:r>
-        <w:t>" de PostgreSQL; y Gold expone seis vistas analíticas SQL para consumo en Power BI. El esquema Silver comprende tres tablas de dimensión (</w:t>
-      </w:r>
-      <w:proofErr w:type="spellStart"/>
-      <w:r>
-        <w:t>dim_tiempo</w:t>
-      </w:r>
-      <w:proofErr w:type="spellEnd"/>
-      <w:r>
-        <w:t xml:space="preserve">, </w:t>
-      </w:r>
-      <w:proofErr w:type="spellStart"/>
-      <w:r>
-        <w:t>dim_geografia</w:t>
-      </w:r>
-      <w:proofErr w:type="spellEnd"/>
-      <w:r>
-        <w:t xml:space="preserve">, </w:t>
-      </w:r>
-      <w:proofErr w:type="spellStart"/>
-      <w:r>
-        <w:t>dim_empresa</w:t>
-      </w:r>
-      <w:proofErr w:type="spellEnd"/>
-      <w:r>
-        <w:t>) y nueve tablas de hechos (</w:t>
-      </w:r>
-      <w:proofErr w:type="spellStart"/>
-      <w:r>
-        <w:t>fact_macro_anual</w:t>
-      </w:r>
-      <w:proofErr w:type="spellEnd"/>
-      <w:r>
-        <w:t xml:space="preserve">, </w:t>
-      </w:r>
-      <w:proofErr w:type="spellStart"/>
-      <w:r>
-        <w:t>fact_indicadores_diarios</w:t>
-      </w:r>
-      <w:proofErr w:type="spellEnd"/>
-      <w:r>
-        <w:t xml:space="preserve">, </w:t>
-      </w:r>
-      <w:proofErr w:type="spellStart"/>
-      <w:r>
-        <w:t>fact_iee_mensual</w:t>
-      </w:r>
-      <w:proofErr w:type="spellEnd"/>
-      <w:r>
-        <w:t xml:space="preserve">, </w:t>
-      </w:r>
-      <w:proofErr w:type="spellStart"/>
-      <w:r>
-        <w:t>fact_vab_nacional</w:t>
-      </w:r>
-      <w:proofErr w:type="spellEnd"/>
-      <w:r>
-        <w:t xml:space="preserve">, </w:t>
-      </w:r>
-      <w:proofErr w:type="spellStart"/>
-      <w:r>
-        <w:t>fact_vab_provincial</w:t>
-      </w:r>
-      <w:proofErr w:type="spellEnd"/>
-      <w:r>
-        <w:t xml:space="preserve">, </w:t>
-      </w:r>
-      <w:proofErr w:type="spellStart"/>
-      <w:r>
-        <w:t>fact_empleo</w:t>
-      </w:r>
-      <w:proofErr w:type="spellEnd"/>
-      <w:r>
-        <w:t xml:space="preserve">, </w:t>
-      </w:r>
-      <w:proofErr w:type="spellStart"/>
-      <w:r>
-        <w:t>fact_censo_actividad</w:t>
-      </w:r>
-      <w:proofErr w:type="spellEnd"/>
-      <w:r>
-        <w:t xml:space="preserve">, </w:t>
-      </w:r>
-      <w:proofErr w:type="spellStart"/>
-      <w:r>
-        <w:t>fact_empresa_ranking</w:t>
-      </w:r>
-      <w:proofErr w:type="spellEnd"/>
-      <w:r>
-        <w:t xml:space="preserve">, </w:t>
-      </w:r>
-      <w:proofErr w:type="spellStart"/>
-      <w:r>
-        <w:t>fact_directorio_empresas</w:t>
-      </w:r>
-      <w:proofErr w:type="spellEnd"/>
-      <w:r>
-        <w:t xml:space="preserve">, </w:t>
-      </w:r>
-      <w:proofErr w:type="spellStart"/>
-      <w:r>
-        <w:t>fact_bachilleres</w:t>
-      </w:r>
-      <w:proofErr w:type="spellEnd"/>
-      <w:r>
-        <w:t>).</w:t>
+        <w:t>Con base en la revisión del estado del arte (Sección II), se adoptó una arquitectura Medallion de tres capas (Fig. 1): Bronze almacena los archivos originales sin modificar; Silver contiene doce tablas normalizadas en un diseño estrella dentro de un esquema "silver" de PostgreSQL; y Gold expone seis vistas analíticas SQL para consumo en Power BI. El esquema Silver comprende tres tablas de dimensión (dim_tiempo, dim_geografia, dim_empresa) y nueve tablas de hechos (fact_macro_anual, fact_indicadores_diarios, fact_iee_mensual, fact_vab_nacional, fact_vab_provincial, fact_empleo, fact_censo_actividad, fact_empresa_ranking, fact_directorio_empresas, fact_bachilleres).</w:t>
       </w:r>
     </w:p>
     <w:p>
@@ -2652,46 +2237,39 @@
           <w:sz w:val="16"/>
           <w:szCs w:val="16"/>
         </w:rPr>
-        <w:lastRenderedPageBreak/>
-        <w:t xml:space="preserve">Fig. 1. Flujo de datos de la arquitectura </w:t>
-      </w:r>
-      <w:proofErr w:type="spellStart"/>
-      <w:r>
+        <w:t>Fig. 1. Flujo de datos de la arquitectura Medallion adoptada para el pipeline.</w:t>
+      </w:r>
+    </w:p>
+    <w:p>
+      <w:pPr>
+        <w:spacing w:after="160"/>
+        <w:jc w:val="center"/>
         <w:rPr>
           <w:sz w:val="16"/>
           <w:szCs w:val="16"/>
         </w:rPr>
-        <w:t>Medallion</w:t>
-      </w:r>
-      <w:proofErr w:type="spellEnd"/>
-      <w:r>
-        <w:rPr>
-          <w:sz w:val="16"/>
-          <w:szCs w:val="16"/>
-        </w:rPr>
-        <w:t xml:space="preserve"> adoptada para el pipeline.</w:t>
-      </w:r>
+      </w:pPr>
     </w:p>
     <w:p>
       <w:pPr>
         <w:spacing w:after="160"/>
         <w:jc w:val="center"/>
-        <w:rPr>
-          <w:sz w:val="16"/>
-          <w:szCs w:val="16"/>
-        </w:rPr>
       </w:pPr>
       <w:r>
         <w:rPr>
           <w:noProof/>
-          <w:sz w:val="16"/>
-          <w:szCs w:val="16"/>
         </w:rPr>
         <w:drawing>
-          <wp:inline distT="0" distB="0" distL="0" distR="0" wp14:anchorId="6671F330" wp14:editId="1F81CF07">
-            <wp:extent cx="3091543" cy="1987421"/>
+          <wp:inline distT="0" distB="0" distL="0" distR="0" wp14:anchorId="6DECECFA" wp14:editId="6584471F">
+            <wp:extent cx="3200400" cy="579755"/>
             <wp:effectExtent l="0" t="0" r="0" b="0"/>
-            <wp:docPr id="1694574480" name="Imagen 1"/>
+            <wp:docPr id="5" name="Imagen 4">
+              <a:extLst xmlns:a="http://schemas.openxmlformats.org/drawingml/2006/main">
+                <a:ext uri="{FF2B5EF4-FFF2-40B4-BE49-F238E27FC236}">
+                  <a16:creationId xmlns:a16="http://schemas.microsoft.com/office/drawing/2014/main" id="{01625D75-FEFC-8FA5-5E0A-CF1EC92CF8C0}"/>
+                </a:ext>
+              </a:extLst>
+            </wp:docPr>
             <wp:cNvGraphicFramePr>
               <a:graphicFrameLocks xmlns:a="http://schemas.openxmlformats.org/drawingml/2006/main" noChangeAspect="1"/>
             </wp:cNvGraphicFramePr>
@@ -2699,36 +2277,32 @@
               <a:graphicData uri="http://schemas.openxmlformats.org/drawingml/2006/picture">
                 <pic:pic xmlns:pic="http://schemas.openxmlformats.org/drawingml/2006/picture">
                   <pic:nvPicPr>
-                    <pic:cNvPr id="0" name="Picture 1"/>
+                    <pic:cNvPr id="5" name="Imagen 4">
+                      <a:extLst>
+                        <a:ext uri="{FF2B5EF4-FFF2-40B4-BE49-F238E27FC236}">
+                          <a16:creationId xmlns:a16="http://schemas.microsoft.com/office/drawing/2014/main" id="{01625D75-FEFC-8FA5-5E0A-CF1EC92CF8C0}"/>
+                        </a:ext>
+                      </a:extLst>
+                    </pic:cNvPr>
                     <pic:cNvPicPr>
-                      <a:picLocks noChangeAspect="1" noChangeArrowheads="1"/>
+                      <a:picLocks noChangeAspect="1"/>
                     </pic:cNvPicPr>
                   </pic:nvPicPr>
                   <pic:blipFill>
-                    <a:blip r:embed="rId5" cstate="print">
-                      <a:extLst>
-                        <a:ext uri="{28A0092B-C50C-407E-A947-70E740481C1C}">
-                          <a14:useLocalDpi xmlns:a14="http://schemas.microsoft.com/office/drawing/2010/main" val="0"/>
-                        </a:ext>
-                      </a:extLst>
-                    </a:blip>
-                    <a:srcRect/>
+                    <a:blip r:embed="rId6"/>
+                    <a:srcRect b="27261"/>
                     <a:stretch>
                       <a:fillRect/>
                     </a:stretch>
                   </pic:blipFill>
-                  <pic:spPr bwMode="auto">
+                  <pic:spPr>
                     <a:xfrm>
                       <a:off x="0" y="0"/>
-                      <a:ext cx="3101945" cy="1994108"/>
+                      <a:ext cx="3200400" cy="579755"/>
                     </a:xfrm>
                     <a:prstGeom prst="rect">
                       <a:avLst/>
                     </a:prstGeom>
-                    <a:noFill/>
-                    <a:ln>
-                      <a:noFill/>
-                    </a:ln>
                   </pic:spPr>
                 </pic:pic>
               </a:graphicData>
@@ -2739,33 +2313,11 @@
     </w:p>
     <w:p>
       <w:pPr>
-        <w:spacing w:after="160"/>
-        <w:jc w:val="center"/>
-      </w:pPr>
-    </w:p>
-    <w:p>
-      <w:pPr>
         <w:ind w:firstLine="200"/>
         <w:jc w:val="both"/>
       </w:pPr>
       <w:r>
-        <w:t>Todas las operaciones de inserción utilizan ON CONFLICT DO UPDATE (</w:t>
-      </w:r>
-      <w:proofErr w:type="spellStart"/>
-      <w:r>
-        <w:t>upsert</w:t>
-      </w:r>
-      <w:proofErr w:type="spellEnd"/>
-      <w:r>
-        <w:t xml:space="preserve">) para garantizar idempotencia, las claves primarias son enteros </w:t>
-      </w:r>
-      <w:proofErr w:type="spellStart"/>
-      <w:r>
-        <w:t>autoincrementales</w:t>
-      </w:r>
-      <w:proofErr w:type="spellEnd"/>
-      <w:r>
-        <w:t>, y se definieron índices sobre los campos de fecha, año y provincia, por ser los más frecuentemente filtrados.</w:t>
+        <w:t>Todas las operaciones de inserción utilizan ON CONFLICT DO UPDATE (upsert) para garantizar idempotencia, las claves primarias son enteros autoincrementales, y se definieron índices sobre los campos de fecha, año y provincia, por ser los más frecuentemente filtrados.</w:t>
       </w:r>
     </w:p>
     <w:p>
@@ -2786,31 +2338,7 @@
         <w:jc w:val="both"/>
       </w:pPr>
       <w:r>
-        <w:t xml:space="preserve">Se desarrollaron cuatro módulos ETL bajo </w:t>
-      </w:r>
-      <w:proofErr w:type="spellStart"/>
-      <w:r>
-        <w:t>transform</w:t>
-      </w:r>
-      <w:proofErr w:type="spellEnd"/>
-      <w:r>
-        <w:t xml:space="preserve">/: bce.py, inec.py, supercias.py y mineduc.py. Se implementó detección dinámica de encabezados y columnas en todos los casos, en lugar de asumir estructuras fijas, ya que cada fuente institucional presentó un desafío distinto: sufijos de valores provisionales en el BCE, estructuras pivotadas en BCE-CNR, encabezados </w:t>
-      </w:r>
-      <w:proofErr w:type="spellStart"/>
-      <w:r>
-        <w:t>multi-fila</w:t>
-      </w:r>
-      <w:proofErr w:type="spellEnd"/>
-      <w:r>
-        <w:t xml:space="preserve"> en el INEC y grandes volúmenes de registros en </w:t>
-      </w:r>
-      <w:proofErr w:type="spellStart"/>
-      <w:r>
-        <w:t>Supercias</w:t>
-      </w:r>
-      <w:proofErr w:type="spellEnd"/>
-      <w:r>
-        <w:t>. Como ejemplo, los sufijos de años provisionales publicados por el BCE (p. ej., "2024 (p)") se procesaron mediante una expresión regular para conservar el valor como dato válido en lugar de descartarlo, de forma consistente con el criterio de calidad de datos sensible al contexto discutido en la Sección II-G:</w:t>
+        <w:t>Se desarrollaron cuatro módulos ETL bajo transform/: bce.py, inec.py, supercias.py y mineduc.py. Se implementó detección dinámica de encabezados y columnas en todos los casos, en lugar de asumir estructuras fijas, ya que cada fuente institucional presentó un desafío distinto: sufijos de valores provisionales en el BCE, estructuras pivotadas en BCE-CNR, encabezados multi-fila en el INEC y grandes volúmenes de registros en Supercias. Como ejemplo, los sufijos de años provisionales publicados por el BCE (p. ej., "2024 (p)") se procesaron mediante una expresión regular para conservar el valor como dato válido en lugar de descartarlo, de forma consistente con el criterio de calidad de datos sensible al contexto discutido en la Sección II-G:</w:t>
       </w:r>
     </w:p>
     <w:p>
@@ -2819,65 +2347,7 @@
         <w:jc w:val="both"/>
       </w:pPr>
       <w:r>
-        <w:t xml:space="preserve">El archivo de ranking financiero de </w:t>
-      </w:r>
-      <w:proofErr w:type="spellStart"/>
-      <w:r>
-        <w:t>Supercias</w:t>
-      </w:r>
-      <w:proofErr w:type="spellEnd"/>
-      <w:r>
-        <w:t xml:space="preserve"> (1,670,000 filas) se procesó en </w:t>
-      </w:r>
-      <w:proofErr w:type="spellStart"/>
-      <w:r>
-        <w:t>chunks</w:t>
-      </w:r>
-      <w:proofErr w:type="spellEnd"/>
-      <w:r>
-        <w:t xml:space="preserve"> de 50,000 filas para evitar errores de memoria, completándose en aproximadamente 12 minutos. El archivo ENEMDU del INEC se transformó de formato ancho a largo mediante </w:t>
-      </w:r>
-      <w:proofErr w:type="spellStart"/>
-      <w:proofErr w:type="gramStart"/>
-      <w:r>
-        <w:t>pandas.melt</w:t>
-      </w:r>
-      <w:proofErr w:type="spellEnd"/>
-      <w:proofErr w:type="gramEnd"/>
-      <w:r>
-        <w:t xml:space="preserve">() para ajustarse al esquema relacional, y los nombres de provincia entre las fuentes INEC y </w:t>
-      </w:r>
-      <w:proofErr w:type="spellStart"/>
-      <w:r>
-        <w:t>Supercias</w:t>
-      </w:r>
-      <w:proofErr w:type="spellEnd"/>
-      <w:r>
-        <w:t xml:space="preserve"> se normalizaron con </w:t>
-      </w:r>
-      <w:proofErr w:type="spellStart"/>
-      <w:r>
-        <w:t>unidecode</w:t>
-      </w:r>
-      <w:proofErr w:type="spellEnd"/>
-      <w:r>
-        <w:t xml:space="preserve"> para garantizar </w:t>
-      </w:r>
-      <w:proofErr w:type="spellStart"/>
-      <w:r>
-        <w:t>joins</w:t>
-      </w:r>
-      <w:proofErr w:type="spellEnd"/>
-      <w:r>
-        <w:t xml:space="preserve"> consistentes contra </w:t>
-      </w:r>
-      <w:proofErr w:type="spellStart"/>
-      <w:r>
-        <w:t>dim_geografia</w:t>
-      </w:r>
-      <w:proofErr w:type="spellEnd"/>
-      <w:r>
-        <w:t>.</w:t>
+        <w:t>El archivo de ranking financiero de Supercias (1,670,000 filas) se procesó en chunks de 50,000 filas para evitar errores de memoria, completándose en aproximadamente 12 minutos. El archivo ENEMDU del INEC se transformó de formato ancho a largo mediante pandas.melt() para ajustarse al esquema relacional, y los nombres de provincia entre las fuentes INEC y Supercias se normalizaron con unidecode para garantizar joins consistentes contra dim_geografia.</w:t>
       </w:r>
     </w:p>
     <w:p>
@@ -2898,23 +2368,7 @@
         <w:jc w:val="both"/>
       </w:pPr>
       <w:r>
-        <w:t xml:space="preserve">Se crearon seis vistas SQL en </w:t>
-      </w:r>
-      <w:proofErr w:type="spellStart"/>
-      <w:r>
-        <w:t>db</w:t>
-      </w:r>
-      <w:proofErr w:type="spellEnd"/>
-      <w:r>
-        <w:t>/</w:t>
-      </w:r>
-      <w:proofErr w:type="spellStart"/>
-      <w:r>
-        <w:t>gold_views.sql</w:t>
-      </w:r>
-      <w:proofErr w:type="spellEnd"/>
-      <w:r>
-        <w:t xml:space="preserve"> (Tabla 3), las dos últimas diseñadas específicamente para responder preguntas estratégicas de la UTPL.</w:t>
+        <w:t>Se crearon seis vistas SQL en db/gold_views.sql (Tabla 3), las dos últimas diseñadas específicamente para responder preguntas estratégicas de la UTPL.</w:t>
       </w:r>
     </w:p>
     <w:p>
@@ -3053,7 +2507,6 @@
             <w:pPr>
               <w:spacing w:line="220" w:lineRule="auto"/>
             </w:pPr>
-            <w:proofErr w:type="spellStart"/>
             <w:r>
               <w:rPr>
                 <w:sz w:val="16"/>
@@ -3061,7 +2514,6 @@
               </w:rPr>
               <w:t>gold_pib_tendencia</w:t>
             </w:r>
-            <w:proofErr w:type="spellEnd"/>
           </w:p>
         </w:tc>
         <w:tc>
@@ -3101,21 +2553,12 @@
             <w:pPr>
               <w:spacing w:line="220" w:lineRule="auto"/>
             </w:pPr>
-            <w:proofErr w:type="gramStart"/>
-            <w:r>
-              <w:rPr>
-                <w:sz w:val="16"/>
-                <w:szCs w:val="16"/>
-              </w:rPr>
-              <w:t>LAG(</w:t>
-            </w:r>
-            <w:proofErr w:type="gramEnd"/>
-            <w:r>
-              <w:rPr>
-                <w:sz w:val="16"/>
-                <w:szCs w:val="16"/>
-              </w:rPr>
-              <w:t>), CASE WHEN</w:t>
+            <w:r>
+              <w:rPr>
+                <w:sz w:val="16"/>
+                <w:szCs w:val="16"/>
+              </w:rPr>
+              <w:t>LAG(), CASE WHEN</w:t>
             </w:r>
           </w:p>
         </w:tc>
@@ -3135,7 +2578,6 @@
             <w:pPr>
               <w:spacing w:line="220" w:lineRule="auto"/>
             </w:pPr>
-            <w:proofErr w:type="spellStart"/>
             <w:r>
               <w:rPr>
                 <w:sz w:val="16"/>
@@ -3143,7 +2585,6 @@
               </w:rPr>
               <w:t>gold_empleo_tendencia</w:t>
             </w:r>
-            <w:proofErr w:type="spellEnd"/>
           </w:p>
         </w:tc>
         <w:tc>
@@ -3186,23 +2627,13 @@
                 <w:lang w:val="en-US"/>
               </w:rPr>
             </w:pPr>
-            <w:proofErr w:type="gramStart"/>
             <w:r>
               <w:rPr>
                 <w:sz w:val="16"/>
                 <w:szCs w:val="16"/>
                 <w:lang w:val="en-US"/>
               </w:rPr>
-              <w:t>MAX(</w:t>
-            </w:r>
-            <w:proofErr w:type="gramEnd"/>
-            <w:r>
-              <w:rPr>
-                <w:sz w:val="16"/>
-                <w:szCs w:val="16"/>
-                <w:lang w:val="en-US"/>
-              </w:rPr>
-              <w:t>CASE WHEN), GROUP BY</w:t>
+              <w:t>MAX(CASE WHEN), GROUP BY</w:t>
             </w:r>
           </w:p>
         </w:tc>
@@ -3268,37 +2699,12 @@
             <w:pPr>
               <w:spacing w:line="220" w:lineRule="auto"/>
             </w:pPr>
-            <w:proofErr w:type="gramStart"/>
-            <w:r>
-              <w:rPr>
-                <w:sz w:val="16"/>
-                <w:szCs w:val="16"/>
-              </w:rPr>
-              <w:t>AVG(</w:t>
-            </w:r>
-            <w:proofErr w:type="gramEnd"/>
-            <w:r>
-              <w:rPr>
-                <w:sz w:val="16"/>
-                <w:szCs w:val="16"/>
-              </w:rPr>
-              <w:t xml:space="preserve">) </w:t>
-            </w:r>
-            <w:proofErr w:type="gramStart"/>
-            <w:r>
-              <w:rPr>
-                <w:sz w:val="16"/>
-                <w:szCs w:val="16"/>
-              </w:rPr>
-              <w:t>OVER(</w:t>
-            </w:r>
-            <w:proofErr w:type="gramEnd"/>
-            <w:r>
-              <w:rPr>
-                <w:sz w:val="16"/>
-                <w:szCs w:val="16"/>
-              </w:rPr>
-              <w:t>ROWS BETWEEN)</w:t>
+            <w:r>
+              <w:rPr>
+                <w:sz w:val="16"/>
+                <w:szCs w:val="16"/>
+              </w:rPr>
+              <w:t>AVG() OVER(ROWS BETWEEN)</w:t>
             </w:r>
           </w:p>
         </w:tc>
@@ -3318,7 +2724,6 @@
             <w:pPr>
               <w:spacing w:line="220" w:lineRule="auto"/>
             </w:pPr>
-            <w:proofErr w:type="spellStart"/>
             <w:r>
               <w:rPr>
                 <w:sz w:val="16"/>
@@ -3326,7 +2731,6 @@
               </w:rPr>
               <w:t>gold_bachilleres_vs_empresas</w:t>
             </w:r>
-            <w:proofErr w:type="spellEnd"/>
           </w:p>
         </w:tc>
         <w:tc>
@@ -3371,23 +2775,7 @@
                 <w:sz w:val="16"/>
                 <w:szCs w:val="16"/>
               </w:rPr>
-              <w:t xml:space="preserve">FULL OUTER JOIN, </w:t>
-            </w:r>
-            <w:proofErr w:type="gramStart"/>
-            <w:r>
-              <w:rPr>
-                <w:sz w:val="16"/>
-                <w:szCs w:val="16"/>
-              </w:rPr>
-              <w:t>RANK(</w:t>
-            </w:r>
-            <w:proofErr w:type="gramEnd"/>
-            <w:r>
-              <w:rPr>
-                <w:sz w:val="16"/>
-                <w:szCs w:val="16"/>
-              </w:rPr>
-              <w:t>)</w:t>
+              <w:t>FULL OUTER JOIN, RANK()</w:t>
             </w:r>
           </w:p>
         </w:tc>
@@ -3407,7 +2795,6 @@
             <w:pPr>
               <w:spacing w:line="220" w:lineRule="auto"/>
             </w:pPr>
-            <w:proofErr w:type="spellStart"/>
             <w:r>
               <w:rPr>
                 <w:sz w:val="16"/>
@@ -3415,7 +2802,6 @@
               </w:rPr>
               <w:t>gold_iee_sectorial_tendencia</w:t>
             </w:r>
-            <w:proofErr w:type="spellEnd"/>
           </w:p>
         </w:tc>
         <w:tc>
@@ -3455,37 +2841,12 @@
             <w:pPr>
               <w:spacing w:line="220" w:lineRule="auto"/>
             </w:pPr>
-            <w:proofErr w:type="gramStart"/>
-            <w:r>
-              <w:rPr>
-                <w:sz w:val="16"/>
-                <w:szCs w:val="16"/>
-              </w:rPr>
-              <w:t>LAG(</w:t>
-            </w:r>
-            <w:proofErr w:type="gramEnd"/>
-            <w:r>
-              <w:rPr>
-                <w:sz w:val="16"/>
-                <w:szCs w:val="16"/>
-              </w:rPr>
-              <w:t>), ARRAY_</w:t>
-            </w:r>
-            <w:proofErr w:type="gramStart"/>
-            <w:r>
-              <w:rPr>
-                <w:sz w:val="16"/>
-                <w:szCs w:val="16"/>
-              </w:rPr>
-              <w:t>POSITION(</w:t>
-            </w:r>
-            <w:proofErr w:type="gramEnd"/>
-            <w:r>
-              <w:rPr>
-                <w:sz w:val="16"/>
-                <w:szCs w:val="16"/>
-              </w:rPr>
-              <w:t>)</w:t>
+            <w:r>
+              <w:rPr>
+                <w:sz w:val="16"/>
+                <w:szCs w:val="16"/>
+              </w:rPr>
+              <w:t>LAG(), ARRAY_POSITION()</w:t>
             </w:r>
           </w:p>
         </w:tc>
@@ -3505,7 +2866,6 @@
             <w:pPr>
               <w:spacing w:line="220" w:lineRule="auto"/>
             </w:pPr>
-            <w:proofErr w:type="spellStart"/>
             <w:r>
               <w:rPr>
                 <w:sz w:val="16"/>
@@ -3513,7 +2873,6 @@
               </w:rPr>
               <w:t>gold_vab_provincial_ranking</w:t>
             </w:r>
-            <w:proofErr w:type="spellEnd"/>
           </w:p>
         </w:tc>
         <w:tc>
@@ -3553,31 +2912,13 @@
             <w:pPr>
               <w:spacing w:line="220" w:lineRule="auto"/>
             </w:pPr>
-            <w:proofErr w:type="gramStart"/>
-            <w:r>
-              <w:rPr>
-                <w:sz w:val="16"/>
-                <w:szCs w:val="16"/>
-              </w:rPr>
-              <w:t>RANK(</w:t>
-            </w:r>
-            <w:proofErr w:type="gramEnd"/>
-            <w:r>
-              <w:rPr>
-                <w:sz w:val="16"/>
-                <w:szCs w:val="16"/>
-              </w:rPr>
-              <w:t xml:space="preserve">) OVER, múltiples </w:t>
-            </w:r>
-            <w:proofErr w:type="spellStart"/>
-            <w:r>
-              <w:rPr>
-                <w:sz w:val="16"/>
-                <w:szCs w:val="16"/>
-              </w:rPr>
-              <w:t>CTEs</w:t>
-            </w:r>
-            <w:proofErr w:type="spellEnd"/>
+            <w:r>
+              <w:rPr>
+                <w:sz w:val="16"/>
+                <w:szCs w:val="16"/>
+              </w:rPr>
+              <w:t>RANK() OVER, múltiples CTEs</w:t>
+            </w:r>
           </w:p>
         </w:tc>
       </w:tr>
@@ -3588,47 +2929,10 @@
         <w:jc w:val="both"/>
       </w:pPr>
       <w:r>
-        <w:t>Una restricción de implementación relevante fue que la función PL/</w:t>
-      </w:r>
-      <w:proofErr w:type="spellStart"/>
-      <w:r>
-        <w:t>pgSQL</w:t>
-      </w:r>
-      <w:proofErr w:type="spellEnd"/>
-      <w:r>
-        <w:t xml:space="preserve"> </w:t>
-      </w:r>
-      <w:proofErr w:type="spellStart"/>
-      <w:r>
-        <w:t>norm_</w:t>
-      </w:r>
-      <w:proofErr w:type="gramStart"/>
-      <w:r>
-        <w:t>prov</w:t>
-      </w:r>
-      <w:proofErr w:type="spellEnd"/>
-      <w:r>
-        <w:t>(</w:t>
-      </w:r>
-      <w:proofErr w:type="gramEnd"/>
-      <w:r>
-        <w:t xml:space="preserve">) debía declararse antes de cualquier vista que la utilizara, y el </w:t>
-      </w:r>
-      <w:proofErr w:type="spellStart"/>
-      <w:r>
-        <w:t>parser</w:t>
-      </w:r>
-      <w:proofErr w:type="spellEnd"/>
-      <w:r>
-        <w:t xml:space="preserve"> de archivos SQL debía respetar los bloques $$...$$ de PL/</w:t>
-      </w:r>
-      <w:proofErr w:type="spellStart"/>
-      <w:r>
-        <w:t>pgSQL</w:t>
-      </w:r>
-      <w:proofErr w:type="spellEnd"/>
-      <w:r>
-        <w:t xml:space="preserve"> sin dividirlos por punto y coma; esto se resolvió ejecutando el script completo mediante el cursor nativo de psycopg3.</w:t>
+        <w:t xml:space="preserve">Una restricción de implementación relevante fue que la función PL/pgSQL norm_prov() debía declararse antes de cualquier vista que la utilizara, y el parser de archivos SQL </w:t>
+      </w:r>
+      <w:r>
+        <w:t>debía respetar los bloques $$...$$ de PL/pgSQL sin dividirlos por punto y coma; esto se resolvió ejecutando el script completo mediante el cursor nativo de psycopg3.</w:t>
       </w:r>
     </w:p>
     <w:p>
@@ -3640,33 +2944,63 @@
           <w:i/>
           <w:iCs/>
         </w:rPr>
-        <w:t xml:space="preserve">E. Orquestación y </w:t>
-      </w:r>
-      <w:proofErr w:type="spellStart"/>
+        <w:t>E. Orquestación y Registry Pattern</w:t>
+      </w:r>
+    </w:p>
+    <w:p>
+      <w:pPr>
+        <w:ind w:firstLine="200"/>
+        <w:jc w:val="both"/>
+      </w:pPr>
+      <w:r>
+        <w:t>pipeline.py implementa el orquestador principal. Para garantizar escalabilidad, se adoptó el Registry Pattern en config/registry.py: cada nueva fuente requiere únicamente una entrada de registro y una función ETL correspondiente, sin necesidad de modificar el orquestador. El orquestador expone los comandos --init, --etl, --views, --status, --watch y --list, para inicialización completa, ejecución solo-ETL, actualización de vistas Gold, conteo de filas, modo watchdog y listado de fuentes, respectivamente.</w:t>
+      </w:r>
+    </w:p>
+    <w:p>
+      <w:pPr>
+        <w:spacing w:before="160" w:after="80"/>
+      </w:pPr>
       <w:r>
         <w:rPr>
           <w:i/>
           <w:iCs/>
         </w:rPr>
-        <w:t>Registry</w:t>
-      </w:r>
-      <w:proofErr w:type="spellEnd"/>
+        <w:t>F. Integración Watchdog RPA</w:t>
+      </w:r>
+    </w:p>
+    <w:p>
+      <w:pPr>
+        <w:ind w:firstLine="200"/>
+        <w:jc w:val="both"/>
+      </w:pPr>
+      <w:r>
+        <w:t>El modo --watch utiliza la librería watchdog de Python para monitorear el directorio datos_macroentorno/. Cuando un proceso RPA deposita un nuevo archivo, el sistema detecta el evento FileCreatedEvent, extrae palabras clave del nombre del archivo, las coteja contra el registro, y ejecuta automáticamente la función ETL correspondiente, permitiendo integrar nuevas publicaciones institucionales de forma continua sin intervención manual.</w:t>
+      </w:r>
+    </w:p>
+    <w:p>
+      <w:pPr>
+        <w:spacing w:before="240" w:after="120"/>
+        <w:jc w:val="center"/>
+      </w:pPr>
+      <w:r>
+        <w:rPr>
+          <w:b/>
+          <w:bCs/>
+        </w:rPr>
+        <w:t>VI. Resultados</w:t>
+      </w:r>
+    </w:p>
+    <w:p>
+      <w:pPr>
+        <w:spacing w:before="160" w:after="80"/>
+      </w:pPr>
       <w:r>
         <w:rPr>
           <w:i/>
           <w:iCs/>
         </w:rPr>
-        <w:t xml:space="preserve"> </w:t>
-      </w:r>
-      <w:proofErr w:type="spellStart"/>
-      <w:r>
-        <w:rPr>
-          <w:i/>
-          <w:iCs/>
-        </w:rPr>
-        <w:t>Pattern</w:t>
-      </w:r>
-      <w:proofErr w:type="spellEnd"/>
+        <w:t>A. Capa Silver</w:t>
+      </w:r>
     </w:p>
     <w:p>
       <w:pPr>
@@ -3674,214 +3008,7 @@
         <w:jc w:val="both"/>
       </w:pPr>
       <w:r>
-        <w:t xml:space="preserve">pipeline.py implementa el orquestador principal. Para garantizar escalabilidad, se adoptó el </w:t>
-      </w:r>
-      <w:proofErr w:type="spellStart"/>
-      <w:r>
-        <w:t>Registry</w:t>
-      </w:r>
-      <w:proofErr w:type="spellEnd"/>
-      <w:r>
-        <w:t xml:space="preserve"> </w:t>
-      </w:r>
-      <w:proofErr w:type="spellStart"/>
-      <w:r>
-        <w:t>Pattern</w:t>
-      </w:r>
-      <w:proofErr w:type="spellEnd"/>
-      <w:r>
-        <w:t xml:space="preserve"> en </w:t>
-      </w:r>
-      <w:proofErr w:type="spellStart"/>
-      <w:r>
-        <w:t>config</w:t>
-      </w:r>
-      <w:proofErr w:type="spellEnd"/>
-      <w:r>
-        <w:t>/registry.py: cada nueva fuente requiere únicamente una entrada de registro y una función ETL correspondiente, sin necesidad de modificar el orquestador. El orquestador expone los comandos --</w:t>
-      </w:r>
-      <w:proofErr w:type="spellStart"/>
-      <w:r>
-        <w:t>init</w:t>
-      </w:r>
-      <w:proofErr w:type="spellEnd"/>
-      <w:r>
-        <w:t>, --</w:t>
-      </w:r>
-      <w:proofErr w:type="spellStart"/>
-      <w:r>
-        <w:t>etl</w:t>
-      </w:r>
-      <w:proofErr w:type="spellEnd"/>
-      <w:r>
-        <w:t>, --</w:t>
-      </w:r>
-      <w:proofErr w:type="spellStart"/>
-      <w:r>
-        <w:t>views</w:t>
-      </w:r>
-      <w:proofErr w:type="spellEnd"/>
-      <w:r>
-        <w:t>, --</w:t>
-      </w:r>
-      <w:proofErr w:type="gramStart"/>
-      <w:r>
-        <w:t>status</w:t>
-      </w:r>
-      <w:proofErr w:type="gramEnd"/>
-      <w:r>
-        <w:t>, --</w:t>
-      </w:r>
-      <w:proofErr w:type="spellStart"/>
-      <w:r>
-        <w:t>watch</w:t>
-      </w:r>
-      <w:proofErr w:type="spellEnd"/>
-      <w:r>
-        <w:t xml:space="preserve"> y --</w:t>
-      </w:r>
-      <w:proofErr w:type="spellStart"/>
-      <w:r>
-        <w:t>list</w:t>
-      </w:r>
-      <w:proofErr w:type="spellEnd"/>
-      <w:r>
-        <w:t xml:space="preserve">, para inicialización completa, ejecución solo-ETL, actualización de vistas Gold, conteo de filas, modo </w:t>
-      </w:r>
-      <w:proofErr w:type="spellStart"/>
-      <w:r>
-        <w:t>watchdog</w:t>
-      </w:r>
-      <w:proofErr w:type="spellEnd"/>
-      <w:r>
-        <w:t xml:space="preserve"> y listado de fuentes, respectivamente.</w:t>
-      </w:r>
-    </w:p>
-    <w:p>
-      <w:pPr>
-        <w:spacing w:before="160" w:after="80"/>
-      </w:pPr>
-      <w:r>
-        <w:rPr>
-          <w:i/>
-          <w:iCs/>
-        </w:rPr>
-        <w:t xml:space="preserve">F. Integración </w:t>
-      </w:r>
-      <w:proofErr w:type="spellStart"/>
-      <w:r>
-        <w:rPr>
-          <w:i/>
-          <w:iCs/>
-        </w:rPr>
-        <w:t>Watchdog</w:t>
-      </w:r>
-      <w:proofErr w:type="spellEnd"/>
-      <w:r>
-        <w:rPr>
-          <w:i/>
-          <w:iCs/>
-        </w:rPr>
-        <w:t xml:space="preserve"> RPA</w:t>
-      </w:r>
-    </w:p>
-    <w:p>
-      <w:pPr>
-        <w:ind w:firstLine="200"/>
-        <w:jc w:val="both"/>
-      </w:pPr>
-      <w:r>
-        <w:t>El modo --</w:t>
-      </w:r>
-      <w:proofErr w:type="spellStart"/>
-      <w:r>
-        <w:t>watch</w:t>
-      </w:r>
-      <w:proofErr w:type="spellEnd"/>
-      <w:r>
-        <w:t xml:space="preserve"> utiliza la librería </w:t>
-      </w:r>
-      <w:proofErr w:type="spellStart"/>
-      <w:r>
-        <w:t>watchdog</w:t>
-      </w:r>
-      <w:proofErr w:type="spellEnd"/>
-      <w:r>
-        <w:t xml:space="preserve"> de Python para monitorear el directorio </w:t>
-      </w:r>
-      <w:proofErr w:type="spellStart"/>
-      <w:r>
-        <w:t>datos_macroentorno</w:t>
-      </w:r>
-      <w:proofErr w:type="spellEnd"/>
-      <w:r>
-        <w:t xml:space="preserve">/. Cuando un proceso RPA deposita un nuevo archivo, el sistema detecta el evento </w:t>
-      </w:r>
-      <w:proofErr w:type="spellStart"/>
-      <w:r>
-        <w:t>FileCreatedEvent</w:t>
-      </w:r>
-      <w:proofErr w:type="spellEnd"/>
-      <w:r>
-        <w:t>, extrae palabras clave del nombre del archivo, las coteja contra el registro, y ejecuta automáticamente la función ETL correspondiente, permitiendo integrar nuevas publicaciones institucionales de forma continua sin intervención manual.</w:t>
-      </w:r>
-    </w:p>
-    <w:p>
-      <w:pPr>
-        <w:spacing w:before="240" w:after="120"/>
-        <w:jc w:val="center"/>
-      </w:pPr>
-      <w:r>
-        <w:rPr>
-          <w:b/>
-          <w:bCs/>
-        </w:rPr>
-        <w:t>VI. Resultados</w:t>
-      </w:r>
-    </w:p>
-    <w:p>
-      <w:pPr>
-        <w:spacing w:before="160" w:after="80"/>
-      </w:pPr>
-      <w:r>
-        <w:rPr>
-          <w:i/>
-          <w:iCs/>
-        </w:rPr>
-        <w:t>A. Capa Silver</w:t>
-      </w:r>
-    </w:p>
-    <w:p>
-      <w:pPr>
-        <w:ind w:firstLine="200"/>
-        <w:jc w:val="both"/>
-      </w:pPr>
-      <w:r>
-        <w:t>La ejecución completa del pipeline (</w:t>
-      </w:r>
-      <w:proofErr w:type="spellStart"/>
-      <w:r>
-        <w:t>python</w:t>
-      </w:r>
-      <w:proofErr w:type="spellEnd"/>
-      <w:r>
-        <w:t xml:space="preserve"> pipeline.py --</w:t>
-      </w:r>
-      <w:proofErr w:type="spellStart"/>
-      <w:r>
-        <w:t>init</w:t>
-      </w:r>
-      <w:proofErr w:type="spellEnd"/>
-      <w:r>
-        <w:t xml:space="preserve">) se completó en aproximadamente 30 minutos, siendo la carga de bi_ranking.csv (1,670,000 filas en 33 </w:t>
-      </w:r>
-      <w:proofErr w:type="spellStart"/>
-      <w:r>
-        <w:t>chunks</w:t>
-      </w:r>
-      <w:proofErr w:type="spellEnd"/>
-      <w:r>
-        <w:t>) el paso más largo. La Tabla 4 resume las doce tablas Silver cargadas, con un total de 912,741 registros.</w:t>
+        <w:t>La ejecución completa del pipeline (python pipeline.py --init) se completó en aproximadamente 30 minutos, siendo la carga de bi_ranking.csv (1,670,000 filas en 33 chunks) el paso más largo. La Tabla 4 resume las doce tablas Silver cargadas, con un total de 912,741 registros.</w:t>
       </w:r>
     </w:p>
     <w:p>
@@ -4048,7 +3175,6 @@
             <w:pPr>
               <w:spacing w:line="220" w:lineRule="auto"/>
             </w:pPr>
-            <w:proofErr w:type="spellStart"/>
             <w:r>
               <w:rPr>
                 <w:sz w:val="16"/>
@@ -4056,7 +3182,6 @@
               </w:rPr>
               <w:t>dim_geografia</w:t>
             </w:r>
-            <w:proofErr w:type="spellEnd"/>
           </w:p>
         </w:tc>
         <w:tc>
@@ -4101,17 +3226,8 @@
                 <w:sz w:val="16"/>
                 <w:szCs w:val="16"/>
               </w:rPr>
-              <w:t>INEC/</w:t>
-            </w:r>
-            <w:proofErr w:type="spellStart"/>
-            <w:r>
-              <w:rPr>
-                <w:sz w:val="16"/>
-                <w:szCs w:val="16"/>
-              </w:rPr>
-              <w:t>Supercias</w:t>
-            </w:r>
-            <w:proofErr w:type="spellEnd"/>
+              <w:t>INEC/Supercias</w:t>
+            </w:r>
           </w:p>
         </w:tc>
         <w:tc>
@@ -4153,7 +3269,6 @@
             <w:pPr>
               <w:spacing w:line="220" w:lineRule="auto"/>
             </w:pPr>
-            <w:proofErr w:type="spellStart"/>
             <w:r>
               <w:rPr>
                 <w:sz w:val="16"/>
@@ -4161,7 +3276,6 @@
               </w:rPr>
               <w:t>dim_tiempo</w:t>
             </w:r>
-            <w:proofErr w:type="spellEnd"/>
           </w:p>
         </w:tc>
         <w:tc>
@@ -4249,7 +3363,6 @@
             <w:pPr>
               <w:spacing w:line="220" w:lineRule="auto"/>
             </w:pPr>
-            <w:proofErr w:type="spellStart"/>
             <w:r>
               <w:rPr>
                 <w:sz w:val="16"/>
@@ -4257,7 +3370,6 @@
               </w:rPr>
               <w:t>dim_empresa</w:t>
             </w:r>
-            <w:proofErr w:type="spellEnd"/>
           </w:p>
         </w:tc>
         <w:tc>
@@ -4297,7 +3409,6 @@
             <w:pPr>
               <w:spacing w:line="220" w:lineRule="auto"/>
             </w:pPr>
-            <w:proofErr w:type="spellStart"/>
             <w:r>
               <w:rPr>
                 <w:sz w:val="16"/>
@@ -4305,7 +3416,6 @@
               </w:rPr>
               <w:t>Supercias</w:t>
             </w:r>
-            <w:proofErr w:type="spellEnd"/>
           </w:p>
         </w:tc>
         <w:tc>
@@ -4347,7 +3457,6 @@
             <w:pPr>
               <w:spacing w:line="220" w:lineRule="auto"/>
             </w:pPr>
-            <w:proofErr w:type="spellStart"/>
             <w:r>
               <w:rPr>
                 <w:sz w:val="16"/>
@@ -4355,7 +3464,6 @@
               </w:rPr>
               <w:t>fact_macro_anual</w:t>
             </w:r>
-            <w:proofErr w:type="spellEnd"/>
           </w:p>
         </w:tc>
         <w:tc>
@@ -4443,7 +3551,6 @@
             <w:pPr>
               <w:spacing w:line="220" w:lineRule="auto"/>
             </w:pPr>
-            <w:proofErr w:type="spellStart"/>
             <w:r>
               <w:rPr>
                 <w:sz w:val="16"/>
@@ -4451,7 +3558,6 @@
               </w:rPr>
               <w:t>fact_indicadores_diarios</w:t>
             </w:r>
-            <w:proofErr w:type="spellEnd"/>
           </w:p>
         </w:tc>
         <w:tc>
@@ -4539,7 +3645,6 @@
             <w:pPr>
               <w:spacing w:line="220" w:lineRule="auto"/>
             </w:pPr>
-            <w:proofErr w:type="spellStart"/>
             <w:r>
               <w:rPr>
                 <w:sz w:val="16"/>
@@ -4547,7 +3652,6 @@
               </w:rPr>
               <w:t>fact_iee_mensual</w:t>
             </w:r>
-            <w:proofErr w:type="spellEnd"/>
           </w:p>
         </w:tc>
         <w:tc>
@@ -4635,7 +3739,6 @@
             <w:pPr>
               <w:spacing w:line="220" w:lineRule="auto"/>
             </w:pPr>
-            <w:proofErr w:type="spellStart"/>
             <w:r>
               <w:rPr>
                 <w:sz w:val="16"/>
@@ -4643,7 +3746,6 @@
               </w:rPr>
               <w:t>fact_vab_provincial</w:t>
             </w:r>
-            <w:proofErr w:type="spellEnd"/>
           </w:p>
         </w:tc>
         <w:tc>
@@ -4731,7 +3833,6 @@
             <w:pPr>
               <w:spacing w:line="220" w:lineRule="auto"/>
             </w:pPr>
-            <w:proofErr w:type="spellStart"/>
             <w:r>
               <w:rPr>
                 <w:sz w:val="16"/>
@@ -4739,7 +3840,6 @@
               </w:rPr>
               <w:t>fact_empleo</w:t>
             </w:r>
-            <w:proofErr w:type="spellEnd"/>
           </w:p>
         </w:tc>
         <w:tc>
@@ -4827,7 +3927,6 @@
             <w:pPr>
               <w:spacing w:line="220" w:lineRule="auto"/>
             </w:pPr>
-            <w:proofErr w:type="spellStart"/>
             <w:r>
               <w:rPr>
                 <w:sz w:val="16"/>
@@ -4835,7 +3934,6 @@
               </w:rPr>
               <w:t>fact_censo_actividad</w:t>
             </w:r>
-            <w:proofErr w:type="spellEnd"/>
           </w:p>
         </w:tc>
         <w:tc>
@@ -4923,7 +4021,6 @@
             <w:pPr>
               <w:spacing w:line="220" w:lineRule="auto"/>
             </w:pPr>
-            <w:proofErr w:type="spellStart"/>
             <w:r>
               <w:rPr>
                 <w:sz w:val="16"/>
@@ -4931,7 +4028,6 @@
               </w:rPr>
               <w:t>fact_empresa_ranking</w:t>
             </w:r>
-            <w:proofErr w:type="spellEnd"/>
           </w:p>
         </w:tc>
         <w:tc>
@@ -4975,7 +4071,6 @@
             <w:pPr>
               <w:spacing w:line="220" w:lineRule="auto"/>
             </w:pPr>
-            <w:proofErr w:type="spellStart"/>
             <w:r>
               <w:rPr>
                 <w:sz w:val="16"/>
@@ -4983,7 +4078,6 @@
               </w:rPr>
               <w:t>Supercias</w:t>
             </w:r>
-            <w:proofErr w:type="spellEnd"/>
           </w:p>
         </w:tc>
         <w:tc>
@@ -5025,7 +4119,6 @@
             <w:pPr>
               <w:spacing w:line="220" w:lineRule="auto"/>
             </w:pPr>
-            <w:proofErr w:type="spellStart"/>
             <w:r>
               <w:rPr>
                 <w:sz w:val="16"/>
@@ -5033,7 +4126,6 @@
               </w:rPr>
               <w:t>fact_directorio_empresas</w:t>
             </w:r>
-            <w:proofErr w:type="spellEnd"/>
           </w:p>
         </w:tc>
         <w:tc>
@@ -5073,7 +4165,6 @@
             <w:pPr>
               <w:spacing w:line="220" w:lineRule="auto"/>
             </w:pPr>
-            <w:proofErr w:type="spellStart"/>
             <w:r>
               <w:rPr>
                 <w:sz w:val="16"/>
@@ -5081,7 +4172,6 @@
               </w:rPr>
               <w:t>Supercias</w:t>
             </w:r>
-            <w:proofErr w:type="spellEnd"/>
           </w:p>
         </w:tc>
         <w:tc>
@@ -5123,7 +4213,6 @@
             <w:pPr>
               <w:spacing w:line="220" w:lineRule="auto"/>
             </w:pPr>
-            <w:proofErr w:type="spellStart"/>
             <w:r>
               <w:rPr>
                 <w:sz w:val="16"/>
@@ -5131,7 +4220,6 @@
               </w:rPr>
               <w:t>fact_bachilleres</w:t>
             </w:r>
-            <w:proofErr w:type="spellEnd"/>
           </w:p>
         </w:tc>
         <w:tc>
@@ -5214,7 +4302,6 @@
           <w:i/>
           <w:iCs/>
         </w:rPr>
-        <w:lastRenderedPageBreak/>
         <w:t>B. Capa Gold</w:t>
       </w:r>
     </w:p>
@@ -5363,7 +4450,6 @@
             <w:pPr>
               <w:spacing w:line="220" w:lineRule="auto"/>
             </w:pPr>
-            <w:proofErr w:type="spellStart"/>
             <w:r>
               <w:rPr>
                 <w:sz w:val="16"/>
@@ -5371,7 +4457,6 @@
               </w:rPr>
               <w:t>gold_pib_tendencia</w:t>
             </w:r>
-            <w:proofErr w:type="spellEnd"/>
           </w:p>
         </w:tc>
         <w:tc>
@@ -5436,7 +4521,6 @@
             <w:pPr>
               <w:spacing w:line="220" w:lineRule="auto"/>
             </w:pPr>
-            <w:proofErr w:type="spellStart"/>
             <w:r>
               <w:rPr>
                 <w:sz w:val="16"/>
@@ -5444,7 +4528,6 @@
               </w:rPr>
               <w:t>gold_empleo_tendencia</w:t>
             </w:r>
-            <w:proofErr w:type="spellEnd"/>
           </w:p>
         </w:tc>
         <w:tc>
@@ -5580,15 +4663,14 @@
             <w:pPr>
               <w:spacing w:line="220" w:lineRule="auto"/>
             </w:pPr>
-            <w:proofErr w:type="spellStart"/>
-            <w:r>
-              <w:rPr>
-                <w:sz w:val="16"/>
-                <w:szCs w:val="16"/>
-              </w:rPr>
+            <w:r>
+              <w:rPr>
+                <w:sz w:val="16"/>
+                <w:szCs w:val="16"/>
+              </w:rPr>
+              <w:lastRenderedPageBreak/>
               <w:t>gold_bachilleres_vs_empresas</w:t>
             </w:r>
-            <w:proofErr w:type="spellEnd"/>
           </w:p>
         </w:tc>
         <w:tc>
@@ -5653,7 +4735,6 @@
             <w:pPr>
               <w:spacing w:line="220" w:lineRule="auto"/>
             </w:pPr>
-            <w:proofErr w:type="spellStart"/>
             <w:r>
               <w:rPr>
                 <w:sz w:val="16"/>
@@ -5661,7 +4742,6 @@
               </w:rPr>
               <w:t>gold_iee_sectorial_tendencia</w:t>
             </w:r>
-            <w:proofErr w:type="spellEnd"/>
           </w:p>
         </w:tc>
         <w:tc>
@@ -5726,7 +4806,6 @@
             <w:pPr>
               <w:spacing w:line="220" w:lineRule="auto"/>
             </w:pPr>
-            <w:proofErr w:type="spellStart"/>
             <w:r>
               <w:rPr>
                 <w:sz w:val="16"/>
@@ -5734,7 +4813,6 @@
               </w:rPr>
               <w:t>gold_vab_provincial_ranking</w:t>
             </w:r>
-            <w:proofErr w:type="spellEnd"/>
           </w:p>
         </w:tc>
         <w:tc>
@@ -5791,15 +4869,7 @@
         <w:jc w:val="both"/>
       </w:pPr>
       <w:r>
-        <w:t xml:space="preserve">Estas vistas se conectaron a Power BI Desktop mediante un modelo relacional puenteado por tablas de dimensión provincial y anual, alimentando un </w:t>
-      </w:r>
-      <w:proofErr w:type="spellStart"/>
-      <w:r>
-        <w:t>dashboard</w:t>
-      </w:r>
-      <w:proofErr w:type="spellEnd"/>
-      <w:r>
-        <w:t xml:space="preserve"> ejecutivo de tres páginas que cubre indicadores macroeconómicos, indicadores del mercado laboral e indicadores del sector productivo.</w:t>
+        <w:t>Estas vistas se conectaron a Power BI Desktop mediante un modelo relacional puenteado por tablas de dimensión provincial y anual, alimentando un dashboard ejecutivo de tres páginas que cubre indicadores macroeconómicos, indicadores del mercado laboral e indicadores del sector productivo.</w:t>
       </w:r>
     </w:p>
     <w:p>
@@ -5821,15 +4891,7 @@
         <w:jc w:val="both"/>
       </w:pPr>
       <w:r>
-        <w:t xml:space="preserve">El dato 2024(p) del BCE registra un PIB real de 113,017 millones de USD con una variación de −2.7%, lo que clasifica a 2024 como una contracción económica moderada según </w:t>
-      </w:r>
-      <w:proofErr w:type="spellStart"/>
-      <w:r>
-        <w:t>gold_pib_tendencia</w:t>
-      </w:r>
-      <w:proofErr w:type="spellEnd"/>
-      <w:r>
-        <w:t xml:space="preserve"> —la primera variación negativa desde la pandemia de 2020 (−7.8%). Tratar esta cifra provisional como dato válido, en lugar de descartarla por su sufijo "(p)", es consistente con el enfoque de calidad de datos sensible al contexto discutido en la Sección II-G, y provee al tomador de decisiones la información más reciente disponible incluso antes de que la cifra sea definitiva.</w:t>
+        <w:t>El dato 2024(p) del BCE registra un PIB real de 113,017 millones de USD con una variación de −2.7%, lo que clasifica a 2024 como una contracción económica moderada según gold_pib_tendencia —la primera variación negativa desde la pandemia de 2020 (−7.8%). Tratar esta cifra provisional como dato válido, en lugar de descartarla por su sufijo "(p)", es consistente con el enfoque de calidad de datos sensible al contexto discutido en la Sección II-G, y provee al tomador de decisiones la información más reciente disponible incluso antes de que la cifra sea definitiva.</w:t>
       </w:r>
     </w:p>
     <w:p>
@@ -5838,39 +4900,7 @@
         <w:jc w:val="both"/>
       </w:pPr>
       <w:r>
-        <w:t xml:space="preserve">La vista </w:t>
-      </w:r>
-      <w:proofErr w:type="spellStart"/>
-      <w:r>
-        <w:t>gold_empleo_tendencia</w:t>
-      </w:r>
-      <w:proofErr w:type="spellEnd"/>
-      <w:r>
-        <w:t xml:space="preserve"> muestra que el desempleo urbano nacional se mantiene relativamente bajo (3–5%), mientras que el subempleo y el empleo no adecuado representan el principal desafío estructural del mercado laboral ecuatoriano, superando el 30% de la PEA en zonas rurales. La vista </w:t>
-      </w:r>
-      <w:proofErr w:type="spellStart"/>
-      <w:r>
-        <w:t>gold_bachilleres_vs_empresas</w:t>
-      </w:r>
-      <w:proofErr w:type="spellEnd"/>
-      <w:r>
-        <w:t xml:space="preserve"> revela disparidades provinciales significativas: Guayas y Pichincha concentran tanto la mayor cantidad de bachilleres como la mayor densidad de empresas activas, mientras que provincias amazónicas como Orellana y Napo muestran alta generación de </w:t>
-      </w:r>
-      <w:proofErr w:type="gramStart"/>
-      <w:r>
-        <w:t>bachilleres</w:t>
-      </w:r>
-      <w:proofErr w:type="gramEnd"/>
-      <w:r>
-        <w:t xml:space="preserve"> pero baja densidad empresarial, evidenciando un déficit de absorción laboral formal. De forma consistente, </w:t>
-      </w:r>
-      <w:proofErr w:type="spellStart"/>
-      <w:r>
-        <w:t>gold_vab_provincial_ranking</w:t>
-      </w:r>
-      <w:proofErr w:type="spellEnd"/>
-      <w:r>
-        <w:t xml:space="preserve"> muestra que el 60% del VAB nacional se genera en solo tres provincias (Guayas, Pichincha y Azuay), evidenciando una concentración económica territorial que limita el desarrollo equilibrado del país.</w:t>
+        <w:t>La vista gold_empleo_tendencia muestra que el desempleo urbano nacional se mantiene relativamente bajo (3–5%), mientras que el subempleo y el empleo no adecuado representan el principal desafío estructural del mercado laboral ecuatoriano, superando el 30% de la PEA en zonas rurales. La vista gold_bachilleres_vs_empresas revela disparidades provinciales significativas: Guayas y Pichincha concentran tanto la mayor cantidad de bachilleres como la mayor densidad de empresas activas, mientras que provincias amazónicas como Orellana y Napo muestran alta generación de bachilleres pero baja densidad empresarial, evidenciando un déficit de absorción laboral formal. De forma consistente, gold_vab_provincial_ranking muestra que el 60% del VAB nacional se genera en solo tres provincias (Guayas, Pichincha y Azuay), evidenciando una concentración económica territorial que limita el desarrollo equilibrado del país.</w:t>
       </w:r>
     </w:p>
     <w:p>
@@ -5879,42 +4909,7 @@
         <w:jc w:val="both"/>
       </w:pPr>
       <w:r>
-        <w:t xml:space="preserve">La implementación también dejó lecciones prácticas de ingeniería (Tabla 6): las incompatibilidades de psycopg2-binary con Python 3.14 se resolvieron migrando a </w:t>
-      </w:r>
-      <w:proofErr w:type="spellStart"/>
-      <w:r>
-        <w:t>psycopg</w:t>
-      </w:r>
-      <w:proofErr w:type="spellEnd"/>
-      <w:r>
-        <w:t>[</w:t>
-      </w:r>
-      <w:proofErr w:type="spellStart"/>
-      <w:r>
-        <w:t>binary</w:t>
-      </w:r>
-      <w:proofErr w:type="spellEnd"/>
-      <w:r>
-        <w:t xml:space="preserve">] v3; los sufijos de años provisionales requirieron limpieza explícita con expresiones regulares en lugar de coerción numérica directa; los archivos provinciales pivotados requirieron detección exacta del nombre de hoja y normalización de años de </w:t>
-      </w:r>
-      <w:proofErr w:type="spellStart"/>
-      <w:r>
-        <w:t>float</w:t>
-      </w:r>
-      <w:proofErr w:type="spellEnd"/>
-      <w:r>
-        <w:t xml:space="preserve"> a entero; el manejo inconsistente de NULL frente a cadena vacía en el campo </w:t>
-      </w:r>
-      <w:proofErr w:type="spellStart"/>
-      <w:r>
-        <w:t>canton</w:t>
-      </w:r>
-      <w:proofErr w:type="spellEnd"/>
-      <w:r>
-        <w:t xml:space="preserve"> requirió un filtro explícito; errores transaccionales en una vista Gold se propagaban a las sentencias siguientes y se resolvieron ejecutando el archivo SQL mediante el cursor nativo de </w:t>
-      </w:r>
-      <w:r>
-        <w:t>psycopg3; y los caracteres Unicode en el registro de logs provocaron fallos de codificación en terminales Windows (CP1252 vs. UTF-8), resueltos mediante mensajes de log seguros en ASCII.</w:t>
+        <w:t>La implementación también dejó lecciones prácticas de ingeniería (Tabla 6): las incompatibilidades de psycopg2-binary con Python 3.14 se resolvieron migrando a psycopg[binary] v3; los sufijos de años provisionales requirieron limpieza explícita con expresiones regulares en lugar de coerción numérica directa; los archivos provinciales pivotados requirieron detección exacta del nombre de hoja y normalización de años de float a entero; el manejo inconsistente de NULL frente a cadena vacía en el campo canton requirió un filtro explícito; errores transaccionales en una vista Gold se propagaban a las sentencias siguientes y se resolvieron ejecutando el archivo SQL mediante el cursor nativo de psycopg3; y los caracteres Unicode en el registro de logs provocaron fallos de codificación en terminales Windows (CP1252 vs. UTF-8), resueltos mediante mensajes de log seguros en ASCII.</w:t>
       </w:r>
     </w:p>
     <w:p>
@@ -6108,39 +5103,7 @@
                 <w:sz w:val="16"/>
                 <w:szCs w:val="16"/>
               </w:rPr>
-              <w:t xml:space="preserve">Migración a </w:t>
-            </w:r>
-            <w:proofErr w:type="spellStart"/>
-            <w:r>
-              <w:rPr>
-                <w:sz w:val="16"/>
-                <w:szCs w:val="16"/>
-              </w:rPr>
-              <w:t>psycopg</w:t>
-            </w:r>
-            <w:proofErr w:type="spellEnd"/>
-            <w:r>
-              <w:rPr>
-                <w:sz w:val="16"/>
-                <w:szCs w:val="16"/>
-              </w:rPr>
-              <w:t>[</w:t>
-            </w:r>
-            <w:proofErr w:type="spellStart"/>
-            <w:r>
-              <w:rPr>
-                <w:sz w:val="16"/>
-                <w:szCs w:val="16"/>
-              </w:rPr>
-              <w:t>binary</w:t>
-            </w:r>
-            <w:proofErr w:type="spellEnd"/>
-            <w:r>
-              <w:rPr>
-                <w:sz w:val="16"/>
-                <w:szCs w:val="16"/>
-              </w:rPr>
-              <w:t>] v3</w:t>
+              <w:t>Migración a psycopg[binary] v3</w:t>
             </w:r>
           </w:p>
         </w:tc>
@@ -6183,37 +5146,12 @@
             <w:pPr>
               <w:spacing w:line="220" w:lineRule="auto"/>
             </w:pPr>
-            <w:proofErr w:type="spellStart"/>
-            <w:r>
-              <w:rPr>
-                <w:sz w:val="16"/>
-                <w:szCs w:val="16"/>
-              </w:rPr>
-              <w:t>pd.to_</w:t>
-            </w:r>
-            <w:proofErr w:type="gramStart"/>
-            <w:r>
-              <w:rPr>
-                <w:sz w:val="16"/>
-                <w:szCs w:val="16"/>
-              </w:rPr>
-              <w:t>numeric</w:t>
-            </w:r>
-            <w:proofErr w:type="spellEnd"/>
-            <w:r>
-              <w:rPr>
-                <w:sz w:val="16"/>
-                <w:szCs w:val="16"/>
-              </w:rPr>
-              <w:t>(</w:t>
-            </w:r>
-            <w:proofErr w:type="gramEnd"/>
-            <w:r>
-              <w:rPr>
-                <w:sz w:val="16"/>
-                <w:szCs w:val="16"/>
-              </w:rPr>
-              <w:t>) falla con texto</w:t>
+            <w:r>
+              <w:rPr>
+                <w:sz w:val="16"/>
+                <w:szCs w:val="16"/>
+              </w:rPr>
+              <w:t>pd.to_numeric() falla con texto</w:t>
             </w:r>
           </w:p>
         </w:tc>
@@ -6236,23 +5174,7 @@
                 <w:sz w:val="16"/>
                 <w:szCs w:val="16"/>
               </w:rPr>
-              <w:t xml:space="preserve">Limpieza con </w:t>
-            </w:r>
-            <w:proofErr w:type="spellStart"/>
-            <w:r>
-              <w:rPr>
-                <w:sz w:val="16"/>
-                <w:szCs w:val="16"/>
-              </w:rPr>
-              <w:t>regex</w:t>
-            </w:r>
-            <w:proofErr w:type="spellEnd"/>
-            <w:r>
-              <w:rPr>
-                <w:sz w:val="16"/>
-                <w:szCs w:val="16"/>
-              </w:rPr>
-              <w:t xml:space="preserve"> del sufijo provisional</w:t>
+              <w:t>Limpieza con regex del sufijo provisional</w:t>
             </w:r>
           </w:p>
         </w:tc>
@@ -6300,17 +5222,8 @@
                 <w:sz w:val="16"/>
                 <w:szCs w:val="16"/>
               </w:rPr>
-              <w:t xml:space="preserve">Hoja incorrecta + años como </w:t>
-            </w:r>
-            <w:proofErr w:type="spellStart"/>
-            <w:r>
-              <w:rPr>
-                <w:sz w:val="16"/>
-                <w:szCs w:val="16"/>
-              </w:rPr>
-              <w:t>float</w:t>
-            </w:r>
-            <w:proofErr w:type="spellEnd"/>
+              <w:t>Hoja incorrecta + años como float</w:t>
+            </w:r>
           </w:p>
         </w:tc>
         <w:tc>
@@ -6434,39 +5347,7 @@
         <w:t xml:space="preserve">más de un millón de </w:t>
       </w:r>
       <w:r>
-        <w:t xml:space="preserve">registros totales, y las seis vistas Gold responden preguntas estratégicas. La revisión del estado del arte justificó la elección arquitectónica: frente a alternativas como el data </w:t>
-      </w:r>
-      <w:proofErr w:type="spellStart"/>
-      <w:r>
-        <w:t>mesh</w:t>
-      </w:r>
-      <w:proofErr w:type="spellEnd"/>
-      <w:r>
-        <w:t xml:space="preserve">, cuyo valor se concentra en organizaciones con múltiples equipos de dominio autónomos, la arquitectura </w:t>
-      </w:r>
-      <w:proofErr w:type="spellStart"/>
-      <w:r>
-        <w:t>Medallion</w:t>
-      </w:r>
-      <w:proofErr w:type="spellEnd"/>
-      <w:r>
-        <w:t xml:space="preserve"> sobre PostgreSQL resultó proporcional al alcance de un reto académico con una sola fuente de orquestación. La separación en capas Bronze–Silver–Gold demostró su eficacia, permitiendo desarrollar, depurar y corregir cada etapa de forma independiente, reduciendo el impacto de errores y mejorando la reproducibilidad. El </w:t>
-      </w:r>
-      <w:proofErr w:type="spellStart"/>
-      <w:r>
-        <w:t>Registry</w:t>
-      </w:r>
-      <w:proofErr w:type="spellEnd"/>
-      <w:r>
-        <w:t xml:space="preserve"> </w:t>
-      </w:r>
-      <w:proofErr w:type="spellStart"/>
-      <w:r>
-        <w:t>Pattern</w:t>
-      </w:r>
-      <w:proofErr w:type="spellEnd"/>
-      <w:r>
-        <w:t xml:space="preserve"> garantiza escalabilidad real, ya que agregar una nueva fuente de datos requiere únicamente una entrada de registro y una función ETL correspondiente, sin modificar el orquestador principal.</w:t>
+        <w:t xml:space="preserve">registros totales, y las seis vistas Gold responden preguntas estratégicas. </w:t>
       </w:r>
     </w:p>
     <w:p>
@@ -6475,55 +5356,34 @@
         <w:jc w:val="both"/>
       </w:pPr>
       <w:r>
-        <w:t xml:space="preserve">El manejo de datos institucionales heterogéneos requirió estrategias adaptativas: la detección dinámica de encabezados y columnas superó consistentemente los supuestos de estructura fija. Power BI junto con PostgreSQL forma una combinación robusta para </w:t>
-      </w:r>
-      <w:proofErr w:type="spellStart"/>
-      <w:r>
-        <w:t>dashboards</w:t>
-      </w:r>
-      <w:proofErr w:type="spellEnd"/>
-      <w:r>
-        <w:t xml:space="preserve"> macroeconómicos cuando el modelo relacional está correctamente puenteado mediante tablas de dimensión. Finalmente, el pipeline habilitado con </w:t>
-      </w:r>
-      <w:proofErr w:type="spellStart"/>
-      <w:r>
-        <w:t>watchdog</w:t>
-      </w:r>
-      <w:proofErr w:type="spellEnd"/>
-      <w:r>
-        <w:t xml:space="preserve"> puede servir como infraestructura de monitoreo continuo, permitiendo que nuevas publicaciones de BCE, INEC o </w:t>
-      </w:r>
-      <w:proofErr w:type="spellStart"/>
-      <w:r>
-        <w:t>Supercias</w:t>
-      </w:r>
-      <w:proofErr w:type="spellEnd"/>
-      <w:r>
-        <w:t xml:space="preserve"> se integren automáticamente sin intervención manual. El trabajo futuro incluye extender el </w:t>
-      </w:r>
-      <w:proofErr w:type="spellStart"/>
-      <w:r>
-        <w:t>Registry</w:t>
-      </w:r>
-      <w:proofErr w:type="spellEnd"/>
-      <w:r>
-        <w:t xml:space="preserve"> </w:t>
-      </w:r>
-      <w:proofErr w:type="spellStart"/>
-      <w:r>
-        <w:t>Pattern</w:t>
-      </w:r>
-      <w:proofErr w:type="spellEnd"/>
-      <w:r>
-        <w:t xml:space="preserve"> a fuentes institucionales adicionales, incorporar validaciones automáticas de calidad de datos en la capa Silver, y evaluar ingesta incremental/</w:t>
-      </w:r>
-      <w:proofErr w:type="spellStart"/>
-      <w:r>
-        <w:t>streaming</w:t>
-      </w:r>
-      <w:proofErr w:type="spellEnd"/>
-      <w:r>
-        <w:t xml:space="preserve"> a medida que aumente la frecuencia de publicación de las fuentes.</w:t>
+        <w:t xml:space="preserve">La revisión del estado del arte justificó la elección arquitectónica: frente a alternativas como el data mesh, cuyo valor se concentra en organizaciones con múltiples equipos de dominio autónomos, la arquitectura Medallion sobre PostgreSQL resultó proporcional al alcance de un reto académico con una sola fuente de orquestación. </w:t>
+      </w:r>
+    </w:p>
+    <w:p>
+      <w:pPr>
+        <w:ind w:firstLine="200"/>
+        <w:jc w:val="both"/>
+      </w:pPr>
+      <w:r>
+        <w:t>La separación en capas Bronze–Silver–Gold demostró su eficacia, permitiendo desarrollar, depurar y corregir cada etapa de forma independiente, reduciendo el impacto de errores y mejorando la reproducibilidad.</w:t>
+      </w:r>
+    </w:p>
+    <w:p>
+      <w:pPr>
+        <w:ind w:firstLine="200"/>
+        <w:jc w:val="both"/>
+      </w:pPr>
+      <w:r>
+        <w:t>El manejo de datos institucionales heterogéneos requirió estrategias adaptativas: la detección dinámica de encabezados y columnas superó consistentemente los supuestos de estructura fija. Power BI junto con PostgreSQL forma una combinación robusta para dashboards macroeconómicos cuando el modelo relacional está correctamente puenteado mediante tablas de dimensión.</w:t>
+      </w:r>
+    </w:p>
+    <w:p>
+      <w:pPr>
+        <w:ind w:firstLine="200"/>
+        <w:jc w:val="both"/>
+      </w:pPr>
+      <w:r>
+        <w:t>Finalmente, el pipeline habilitado con watchdog puede servir como infraestructura de monitoreo continuo, permitiendo que nuevas publicaciones de BCE, INEC o Supercias se integren automáticamente sin intervención manual. El trabajo futuro incluye extender el Registry Pattern a fuentes institucionales adicionales, incorporar validaciones automáticas de calidad de datos en la capa Silver, y evaluar ingesta incremental/streaming a medida que aumente la frecuencia de publicación de las fuentes.</w:t>
       </w:r>
     </w:p>
     <w:p>
@@ -6534,7 +5394,6 @@
           <w:lang w:val="en-US"/>
         </w:rPr>
       </w:pPr>
-      <w:proofErr w:type="spellStart"/>
       <w:r>
         <w:rPr>
           <w:b/>
@@ -6543,7 +5402,6 @@
         </w:rPr>
         <w:t>Referencias</w:t>
       </w:r>
-      <w:proofErr w:type="spellEnd"/>
     </w:p>
     <w:p>
       <w:pPr>
@@ -6560,25 +5418,7 @@
           <w:szCs w:val="16"/>
           <w:lang w:val="en-US"/>
         </w:rPr>
-        <w:t xml:space="preserve">[1] T. Ollmann, "Literature review on hybrid data architecture (data warehouse, data lake and data </w:t>
-      </w:r>
-      <w:proofErr w:type="spellStart"/>
-      <w:r>
-        <w:rPr>
-          <w:sz w:val="16"/>
-          <w:szCs w:val="16"/>
-          <w:lang w:val="en-US"/>
-        </w:rPr>
-        <w:t>lakehouse</w:t>
-      </w:r>
-      <w:proofErr w:type="spellEnd"/>
-      <w:r>
-        <w:rPr>
-          <w:sz w:val="16"/>
-          <w:szCs w:val="16"/>
-          <w:lang w:val="en-US"/>
-        </w:rPr>
-        <w:t>)," Seminar paper, IT-Management in the Digital Age, FH Wedel, Alemania, 2022.</w:t>
+        <w:t>[1] T. Ollmann, "Literature review on hybrid data architecture (data warehouse, data lake and data lakehouse)," Seminar paper, IT-Management in the Digital Age, FH Wedel, Alemania, 2022.</w:t>
       </w:r>
     </w:p>
     <w:p>
@@ -6606,9 +5446,34 @@
           <w:szCs w:val="16"/>
           <w:lang w:val="en-US"/>
         </w:rPr>
-        <w:t xml:space="preserve">Big Data </w:t>
-      </w:r>
-      <w:proofErr w:type="spellStart"/>
+        <w:t>Big Data Cogn. Comput.</w:t>
+      </w:r>
+      <w:r>
+        <w:rPr>
+          <w:sz w:val="16"/>
+          <w:szCs w:val="16"/>
+          <w:lang w:val="en-US"/>
+        </w:rPr>
+        <w:t>, vol. 6, no. 4, p. 132, 2022.</w:t>
+      </w:r>
+    </w:p>
+    <w:p>
+      <w:pPr>
+        <w:spacing w:after="100"/>
+        <w:ind w:left="260" w:hanging="260"/>
+        <w:jc w:val="both"/>
+        <w:rPr>
+          <w:lang w:val="en-US"/>
+        </w:rPr>
+      </w:pPr>
+      <w:r>
+        <w:rPr>
+          <w:sz w:val="16"/>
+          <w:szCs w:val="16"/>
+          <w:lang w:val="en-US"/>
+        </w:rPr>
+        <w:t xml:space="preserve">[3] A. A. Harby y F. Zulkernine, "From data warehouse to lakehouse: A comparative review," en </w:t>
+      </w:r>
       <w:r>
         <w:rPr>
           <w:i/>
@@ -6617,9 +5482,8 @@
           <w:szCs w:val="16"/>
           <w:lang w:val="en-US"/>
         </w:rPr>
-        <w:t>Cogn</w:t>
-      </w:r>
-      <w:proofErr w:type="spellEnd"/>
+        <w:t xml:space="preserve">Proc. 2022 IEEE Int. </w:t>
+      </w:r>
       <w:r>
         <w:rPr>
           <w:i/>
@@ -6628,9 +5492,34 @@
           <w:szCs w:val="16"/>
           <w:lang w:val="en-US"/>
         </w:rPr>
-        <w:t xml:space="preserve">. </w:t>
-      </w:r>
-      <w:proofErr w:type="spellStart"/>
+        <w:t>Conf. Big Data (Big Data)</w:t>
+      </w:r>
+      <w:r>
+        <w:rPr>
+          <w:sz w:val="16"/>
+          <w:szCs w:val="16"/>
+          <w:lang w:val="en-US"/>
+        </w:rPr>
+        <w:t>, 2022, pp. 389–395.</w:t>
+      </w:r>
+    </w:p>
+    <w:p>
+      <w:pPr>
+        <w:spacing w:after="100"/>
+        <w:ind w:left="260" w:hanging="260"/>
+        <w:jc w:val="both"/>
+        <w:rPr>
+          <w:lang w:val="en-US"/>
+        </w:rPr>
+      </w:pPr>
+      <w:r>
+        <w:rPr>
+          <w:sz w:val="16"/>
+          <w:szCs w:val="16"/>
+          <w:lang w:val="en-US"/>
+        </w:rPr>
+        <w:t xml:space="preserve">[4] E. Begoli, I. Goethert y K. Knight, "A lakehouse architecture for the management and analysis of heterogeneous data for biomedical research and mega-biobanks," en </w:t>
+      </w:r>
       <w:r>
         <w:rPr>
           <w:i/>
@@ -6639,9 +5528,8 @@
           <w:szCs w:val="16"/>
           <w:lang w:val="en-US"/>
         </w:rPr>
-        <w:t>Comput</w:t>
-      </w:r>
-      <w:proofErr w:type="spellEnd"/>
+        <w:t xml:space="preserve">Proc. 2021 IEEE Int. </w:t>
+      </w:r>
       <w:r>
         <w:rPr>
           <w:i/>
@@ -6650,7 +5538,7 @@
           <w:szCs w:val="16"/>
           <w:lang w:val="en-US"/>
         </w:rPr>
-        <w:t>.</w:t>
+        <w:t>Conf. Big Data (Big Data)</w:t>
       </w:r>
       <w:r>
         <w:rPr>
@@ -6658,7 +5546,7 @@
           <w:szCs w:val="16"/>
           <w:lang w:val="en-US"/>
         </w:rPr>
-        <w:t>, vol. 6, no. 4, p. 132, 2022.</w:t>
+        <w:t>, 2021, pp. 4643–4651.</w:t>
       </w:r>
     </w:p>
     <w:p>
@@ -6676,61 +5564,7 @@
           <w:szCs w:val="16"/>
           <w:lang w:val="en-US"/>
         </w:rPr>
-        <w:t xml:space="preserve">[3] A. A. Harby y F. </w:t>
-      </w:r>
-      <w:proofErr w:type="spellStart"/>
-      <w:r>
-        <w:rPr>
-          <w:sz w:val="16"/>
-          <w:szCs w:val="16"/>
-          <w:lang w:val="en-US"/>
-        </w:rPr>
-        <w:t>Zulkernine</w:t>
-      </w:r>
-      <w:proofErr w:type="spellEnd"/>
-      <w:r>
-        <w:rPr>
-          <w:sz w:val="16"/>
-          <w:szCs w:val="16"/>
-          <w:lang w:val="en-US"/>
-        </w:rPr>
-        <w:t xml:space="preserve">, "From data warehouse to </w:t>
-      </w:r>
-      <w:proofErr w:type="spellStart"/>
-      <w:r>
-        <w:rPr>
-          <w:sz w:val="16"/>
-          <w:szCs w:val="16"/>
-          <w:lang w:val="en-US"/>
-        </w:rPr>
-        <w:t>lakehouse</w:t>
-      </w:r>
-      <w:proofErr w:type="spellEnd"/>
-      <w:r>
-        <w:rPr>
-          <w:sz w:val="16"/>
-          <w:szCs w:val="16"/>
-          <w:lang w:val="en-US"/>
-        </w:rPr>
-        <w:t xml:space="preserve">: A comparative review," </w:t>
-      </w:r>
-      <w:proofErr w:type="spellStart"/>
-      <w:r>
-        <w:rPr>
-          <w:sz w:val="16"/>
-          <w:szCs w:val="16"/>
-          <w:lang w:val="en-US"/>
-        </w:rPr>
-        <w:t>en</w:t>
-      </w:r>
-      <w:proofErr w:type="spellEnd"/>
-      <w:r>
-        <w:rPr>
-          <w:sz w:val="16"/>
-          <w:szCs w:val="16"/>
-          <w:lang w:val="en-US"/>
-        </w:rPr>
-        <w:t xml:space="preserve"> </w:t>
+        <w:t xml:space="preserve">[5] A. Goedegebuure et al., "Data mesh: A systematic gray literature review," </w:t>
       </w:r>
       <w:r>
         <w:rPr>
@@ -6740,7 +5574,56 @@
           <w:szCs w:val="16"/>
           <w:lang w:val="en-US"/>
         </w:rPr>
-        <w:t xml:space="preserve">Proc. 2022 IEEE Int. </w:t>
+        <w:t>ACM Comput. Surv.</w:t>
+      </w:r>
+      <w:r>
+        <w:rPr>
+          <w:sz w:val="16"/>
+          <w:szCs w:val="16"/>
+          <w:lang w:val="en-US"/>
+        </w:rPr>
+        <w:t>, vol. 57, no. 1, Art. no. 1, 2024.</w:t>
+      </w:r>
+    </w:p>
+    <w:p>
+      <w:pPr>
+        <w:spacing w:after="100"/>
+        <w:ind w:left="260" w:hanging="260"/>
+        <w:jc w:val="both"/>
+      </w:pPr>
+      <w:r>
+        <w:rPr>
+          <w:sz w:val="16"/>
+          <w:szCs w:val="16"/>
+          <w:lang w:val="en-US"/>
+        </w:rPr>
+        <w:t xml:space="preserve">[6] Databricks, "Medallion architecture: A data design pattern for lakehouse," 2023. </w:t>
+      </w:r>
+      <w:r>
+        <w:rPr>
+          <w:sz w:val="16"/>
+          <w:szCs w:val="16"/>
+        </w:rPr>
+        <w:t>[En línea]. Disponible en: https://www.databricks.com/glossary/medallion-architecture</w:t>
+      </w:r>
+    </w:p>
+    <w:p>
+      <w:pPr>
+        <w:spacing w:after="100"/>
+        <w:ind w:left="260" w:hanging="260"/>
+        <w:jc w:val="both"/>
+        <w:rPr>
+          <w:lang w:val="en-US"/>
+        </w:rPr>
+      </w:pPr>
+      <w:r>
+        <w:rPr>
+          <w:sz w:val="16"/>
+          <w:szCs w:val="16"/>
+          <w:lang w:val="en-US"/>
+        </w:rPr>
+        <w:lastRenderedPageBreak/>
+        <w:t xml:space="preserve">[7] R. Kimball y M. Ross, </w:t>
       </w:r>
       <w:r>
         <w:rPr>
@@ -6750,7 +5633,7 @@
           <w:szCs w:val="16"/>
           <w:lang w:val="en-US"/>
         </w:rPr>
-        <w:t>Conf. Big Data (Big Data)</w:t>
+        <w:t>The Data Warehouse Toolkit: The Definitive Guide to Dimensional Modeling</w:t>
       </w:r>
       <w:r>
         <w:rPr>
@@ -6758,7 +5641,7 @@
           <w:szCs w:val="16"/>
           <w:lang w:val="en-US"/>
         </w:rPr>
-        <w:t>, 2022, pp. 389–395.</w:t>
+        <w:t>, 3.ª ed. Hoboken, NJ, EE. UU.: Wiley, 2013.</w:t>
       </w:r>
     </w:p>
     <w:p>
@@ -6776,80 +5659,7 @@
           <w:szCs w:val="16"/>
           <w:lang w:val="en-US"/>
         </w:rPr>
-        <w:lastRenderedPageBreak/>
-        <w:t xml:space="preserve">[4] E. </w:t>
-      </w:r>
-      <w:proofErr w:type="spellStart"/>
-      <w:r>
-        <w:rPr>
-          <w:sz w:val="16"/>
-          <w:szCs w:val="16"/>
-          <w:lang w:val="en-US"/>
-        </w:rPr>
-        <w:t>Begoli</w:t>
-      </w:r>
-      <w:proofErr w:type="spellEnd"/>
-      <w:r>
-        <w:rPr>
-          <w:sz w:val="16"/>
-          <w:szCs w:val="16"/>
-          <w:lang w:val="en-US"/>
-        </w:rPr>
-        <w:t xml:space="preserve">, I. </w:t>
-      </w:r>
-      <w:proofErr w:type="spellStart"/>
-      <w:r>
-        <w:rPr>
-          <w:sz w:val="16"/>
-          <w:szCs w:val="16"/>
-          <w:lang w:val="en-US"/>
-        </w:rPr>
-        <w:t>Goethert</w:t>
-      </w:r>
-      <w:proofErr w:type="spellEnd"/>
-      <w:r>
-        <w:rPr>
-          <w:sz w:val="16"/>
-          <w:szCs w:val="16"/>
-          <w:lang w:val="en-US"/>
-        </w:rPr>
-        <w:t xml:space="preserve"> y K. Knight, "A </w:t>
-      </w:r>
-      <w:proofErr w:type="spellStart"/>
-      <w:r>
-        <w:rPr>
-          <w:sz w:val="16"/>
-          <w:szCs w:val="16"/>
-          <w:lang w:val="en-US"/>
-        </w:rPr>
-        <w:t>lakehouse</w:t>
-      </w:r>
-      <w:proofErr w:type="spellEnd"/>
-      <w:r>
-        <w:rPr>
-          <w:sz w:val="16"/>
-          <w:szCs w:val="16"/>
-          <w:lang w:val="en-US"/>
-        </w:rPr>
-        <w:t xml:space="preserve"> architecture for the management and analysis of heterogeneous data for biomedical research and mega-biobanks," </w:t>
-      </w:r>
-      <w:proofErr w:type="spellStart"/>
-      <w:r>
-        <w:rPr>
-          <w:sz w:val="16"/>
-          <w:szCs w:val="16"/>
-          <w:lang w:val="en-US"/>
-        </w:rPr>
-        <w:t>en</w:t>
-      </w:r>
-      <w:proofErr w:type="spellEnd"/>
-      <w:r>
-        <w:rPr>
-          <w:sz w:val="16"/>
-          <w:szCs w:val="16"/>
-          <w:lang w:val="en-US"/>
-        </w:rPr>
-        <w:t xml:space="preserve"> </w:t>
+        <w:t xml:space="preserve">[8] E. Gamma, R. Helm, R. Johnson y J. Vlissides, </w:t>
       </w:r>
       <w:r>
         <w:rPr>
@@ -6859,7 +5669,33 @@
           <w:szCs w:val="16"/>
           <w:lang w:val="en-US"/>
         </w:rPr>
-        <w:t xml:space="preserve">Proc. 2021 IEEE Int. </w:t>
+        <w:t>Design Patterns: Elements of Reusable Object-Oriented Software</w:t>
+      </w:r>
+      <w:r>
+        <w:rPr>
+          <w:sz w:val="16"/>
+          <w:szCs w:val="16"/>
+          <w:lang w:val="en-US"/>
+        </w:rPr>
+        <w:t>. Boston, MA, EE. UU.: Addison-Wesley, 1994.</w:t>
+      </w:r>
+    </w:p>
+    <w:p>
+      <w:pPr>
+        <w:spacing w:after="100"/>
+        <w:ind w:left="260" w:hanging="260"/>
+        <w:jc w:val="both"/>
+        <w:rPr>
+          <w:lang w:val="en-US"/>
+        </w:rPr>
+      </w:pPr>
+      <w:r>
+        <w:rPr>
+          <w:sz w:val="16"/>
+          <w:szCs w:val="16"/>
+          <w:lang w:val="en-US"/>
+        </w:rPr>
+        <w:t xml:space="preserve">[9] W. van der Aalst, M. Bichler y A. Heinzl, "Robotic process automation," </w:t>
       </w:r>
       <w:r>
         <w:rPr>
@@ -6869,51 +5705,7 @@
           <w:szCs w:val="16"/>
           <w:lang w:val="en-US"/>
         </w:rPr>
-        <w:t>Conf. Big Data (Big Data)</w:t>
-      </w:r>
-      <w:r>
-        <w:rPr>
-          <w:sz w:val="16"/>
-          <w:szCs w:val="16"/>
-          <w:lang w:val="en-US"/>
-        </w:rPr>
-        <w:t>, 2021, pp. 4643–4651.</w:t>
-      </w:r>
-    </w:p>
-    <w:p>
-      <w:pPr>
-        <w:spacing w:after="100"/>
-        <w:ind w:left="260" w:hanging="260"/>
-        <w:jc w:val="both"/>
-        <w:rPr>
-          <w:lang w:val="en-US"/>
-        </w:rPr>
-      </w:pPr>
-      <w:r>
-        <w:rPr>
-          <w:sz w:val="16"/>
-          <w:szCs w:val="16"/>
-          <w:lang w:val="en-US"/>
-        </w:rPr>
-        <w:t xml:space="preserve">[5] A. </w:t>
-      </w:r>
-      <w:proofErr w:type="spellStart"/>
-      <w:r>
-        <w:rPr>
-          <w:sz w:val="16"/>
-          <w:szCs w:val="16"/>
-          <w:lang w:val="en-US"/>
-        </w:rPr>
-        <w:t>Goedegebuure</w:t>
-      </w:r>
-      <w:proofErr w:type="spellEnd"/>
-      <w:r>
-        <w:rPr>
-          <w:sz w:val="16"/>
-          <w:szCs w:val="16"/>
-          <w:lang w:val="en-US"/>
-        </w:rPr>
-        <w:t xml:space="preserve"> et al., "Data mesh: A systematic gray literature review," </w:t>
+        <w:t xml:space="preserve">Bus. Inf. </w:t>
       </w:r>
       <w:r>
         <w:rPr>
@@ -6923,9 +5715,34 @@
           <w:szCs w:val="16"/>
           <w:lang w:val="en-US"/>
         </w:rPr>
-        <w:t xml:space="preserve">ACM </w:t>
-      </w:r>
-      <w:proofErr w:type="spellStart"/>
+        <w:t>Syst. Eng.</w:t>
+      </w:r>
+      <w:r>
+        <w:rPr>
+          <w:sz w:val="16"/>
+          <w:szCs w:val="16"/>
+          <w:lang w:val="en-US"/>
+        </w:rPr>
+        <w:t>, vol. 60, no. 4, pp. 269–272, 2018.</w:t>
+      </w:r>
+    </w:p>
+    <w:p>
+      <w:pPr>
+        <w:spacing w:after="100"/>
+        <w:ind w:left="260" w:hanging="260"/>
+        <w:jc w:val="both"/>
+        <w:rPr>
+          <w:lang w:val="en-US"/>
+        </w:rPr>
+      </w:pPr>
+      <w:r>
+        <w:rPr>
+          <w:sz w:val="16"/>
+          <w:szCs w:val="16"/>
+          <w:lang w:val="en-US"/>
+        </w:rPr>
+        <w:t xml:space="preserve">[10] C. Cichy y S. Rass, "An overview of data quality frameworks," </w:t>
+      </w:r>
       <w:r>
         <w:rPr>
           <w:i/>
@@ -6934,9 +5751,34 @@
           <w:szCs w:val="16"/>
           <w:lang w:val="en-US"/>
         </w:rPr>
-        <w:t>Comput</w:t>
-      </w:r>
-      <w:proofErr w:type="spellEnd"/>
+        <w:t>IEEE Access</w:t>
+      </w:r>
+      <w:r>
+        <w:rPr>
+          <w:sz w:val="16"/>
+          <w:szCs w:val="16"/>
+          <w:lang w:val="en-US"/>
+        </w:rPr>
+        <w:t>, vol. 7, pp. 24634–24648, 2019.</w:t>
+      </w:r>
+    </w:p>
+    <w:p>
+      <w:pPr>
+        <w:spacing w:after="100"/>
+        <w:ind w:left="260" w:hanging="260"/>
+        <w:jc w:val="both"/>
+        <w:rPr>
+          <w:lang w:val="en-US"/>
+        </w:rPr>
+      </w:pPr>
+      <w:r>
+        <w:rPr>
+          <w:sz w:val="16"/>
+          <w:szCs w:val="16"/>
+          <w:lang w:val="en-US"/>
+        </w:rPr>
+        <w:t xml:space="preserve">[11] H. Fadlallah et al., "Context-aware big data quality assessment: A scoping review," </w:t>
+      </w:r>
       <w:r>
         <w:rPr>
           <w:i/>
@@ -6945,9 +5787,8 @@
           <w:szCs w:val="16"/>
           <w:lang w:val="en-US"/>
         </w:rPr>
-        <w:t xml:space="preserve">. </w:t>
-      </w:r>
-      <w:proofErr w:type="spellStart"/>
+        <w:t xml:space="preserve">J. Data Inf. </w:t>
+      </w:r>
       <w:r>
         <w:rPr>
           <w:i/>
@@ -6956,9 +5797,31 @@
           <w:szCs w:val="16"/>
           <w:lang w:val="en-US"/>
         </w:rPr>
-        <w:t>Surv</w:t>
-      </w:r>
-      <w:proofErr w:type="spellEnd"/>
+        <w:t>Qual.</w:t>
+      </w:r>
+      <w:r>
+        <w:rPr>
+          <w:sz w:val="16"/>
+          <w:szCs w:val="16"/>
+          <w:lang w:val="en-US"/>
+        </w:rPr>
+        <w:t>, vol. 15, no. 3, Art. no. 25, 2023.</w:t>
+      </w:r>
+    </w:p>
+    <w:p>
+      <w:pPr>
+        <w:spacing w:after="100"/>
+        <w:ind w:left="260" w:hanging="260"/>
+        <w:jc w:val="both"/>
+      </w:pPr>
+      <w:r>
+        <w:rPr>
+          <w:sz w:val="16"/>
+          <w:szCs w:val="16"/>
+          <w:lang w:val="en-US"/>
+        </w:rPr>
+        <w:t xml:space="preserve">[12] W. McKinney, </w:t>
+      </w:r>
       <w:r>
         <w:rPr>
           <w:i/>
@@ -6967,7 +5830,7 @@
           <w:szCs w:val="16"/>
           <w:lang w:val="en-US"/>
         </w:rPr>
-        <w:t>.</w:t>
+        <w:t>Python for Data Analysis</w:t>
       </w:r>
       <w:r>
         <w:rPr>
@@ -6975,7 +5838,14 @@
           <w:szCs w:val="16"/>
           <w:lang w:val="en-US"/>
         </w:rPr>
-        <w:t>, vol. 57, no. 1, Art. no. 1, 2024.</w:t>
+        <w:t xml:space="preserve">, 3.ª ed. </w:t>
+      </w:r>
+      <w:r>
+        <w:rPr>
+          <w:sz w:val="16"/>
+          <w:szCs w:val="16"/>
+        </w:rPr>
+        <w:t>Sebastopol, CA, EE. UU.: O'Reilly Media, 2022.</w:t>
       </w:r>
     </w:p>
     <w:p>
@@ -6988,34 +5858,8 @@
         <w:rPr>
           <w:sz w:val="16"/>
           <w:szCs w:val="16"/>
-          <w:lang w:val="en-US"/>
-        </w:rPr>
-        <w:t xml:space="preserve">[6] Databricks, "Medallion architecture: A data design pattern for </w:t>
-      </w:r>
-      <w:proofErr w:type="spellStart"/>
-      <w:r>
-        <w:rPr>
-          <w:sz w:val="16"/>
-          <w:szCs w:val="16"/>
-          <w:lang w:val="en-US"/>
-        </w:rPr>
-        <w:t>lakehouse</w:t>
-      </w:r>
-      <w:proofErr w:type="spellEnd"/>
-      <w:r>
-        <w:rPr>
-          <w:sz w:val="16"/>
-          <w:szCs w:val="16"/>
-          <w:lang w:val="en-US"/>
-        </w:rPr>
-        <w:t xml:space="preserve">," 2023. </w:t>
-      </w:r>
-      <w:r>
-        <w:rPr>
-          <w:sz w:val="16"/>
-          <w:szCs w:val="16"/>
-        </w:rPr>
-        <w:t>[En línea]. Disponible en: https://www.databricks.com/glossary/medallion-architecture</w:t>
+        </w:rPr>
+        <w:t>[13] Banco Central del Ecuador, "Evolución del PIB real: retropolación 1965–2024p," 2024. [En línea]. Disponible en: https://www.bce.fin.ec/index.php/estadisticas</w:t>
       </w:r>
     </w:p>
     <w:p>
@@ -7023,35 +5867,13 @@
         <w:spacing w:after="100"/>
         <w:ind w:left="260" w:hanging="260"/>
         <w:jc w:val="both"/>
-        <w:rPr>
-          <w:lang w:val="en-US"/>
-        </w:rPr>
       </w:pPr>
       <w:r>
         <w:rPr>
           <w:sz w:val="16"/>
           <w:szCs w:val="16"/>
-          <w:lang w:val="en-US"/>
-        </w:rPr>
-        <w:t xml:space="preserve">[7] R. Kimball y M. Ross, </w:t>
-      </w:r>
-      <w:r>
-        <w:rPr>
-          <w:i/>
-          <w:iCs/>
-          <w:sz w:val="16"/>
-          <w:szCs w:val="16"/>
-          <w:lang w:val="en-US"/>
-        </w:rPr>
-        <w:t>The Data Warehouse Toolkit: The Definitive Guide to Dimensional Modeling</w:t>
-      </w:r>
-      <w:r>
-        <w:rPr>
-          <w:sz w:val="16"/>
-          <w:szCs w:val="16"/>
-          <w:lang w:val="en-US"/>
-        </w:rPr>
-        <w:t>, 3.ª ed. Hoboken, NJ, EE. UU.: Wiley, 2013.</w:t>
+        </w:rPr>
+        <w:t>[14] Banco Central del Ecuador, "Índice de Expectativas Empresariales — Nueva Metodología," 2025. [En línea]. Disponible en: https://www.bce.fin.ec</w:t>
       </w:r>
     </w:p>
     <w:p>
@@ -7059,53 +5881,13 @@
         <w:spacing w:after="100"/>
         <w:ind w:left="260" w:hanging="260"/>
         <w:jc w:val="both"/>
-        <w:rPr>
-          <w:lang w:val="en-US"/>
-        </w:rPr>
       </w:pPr>
       <w:r>
         <w:rPr>
           <w:sz w:val="16"/>
           <w:szCs w:val="16"/>
-          <w:lang w:val="en-US"/>
-        </w:rPr>
-        <w:t xml:space="preserve">[8] E. Gamma, R. Helm, R. Johnson y J. </w:t>
-      </w:r>
-      <w:proofErr w:type="spellStart"/>
-      <w:r>
-        <w:rPr>
-          <w:sz w:val="16"/>
-          <w:szCs w:val="16"/>
-          <w:lang w:val="en-US"/>
-        </w:rPr>
-        <w:t>Vlissides</w:t>
-      </w:r>
-      <w:proofErr w:type="spellEnd"/>
-      <w:r>
-        <w:rPr>
-          <w:sz w:val="16"/>
-          <w:szCs w:val="16"/>
-          <w:lang w:val="en-US"/>
-        </w:rPr>
-        <w:t xml:space="preserve">, </w:t>
-      </w:r>
-      <w:r>
-        <w:rPr>
-          <w:i/>
-          <w:iCs/>
-          <w:sz w:val="16"/>
-          <w:szCs w:val="16"/>
-          <w:lang w:val="en-US"/>
-        </w:rPr>
-        <w:t>Design Patterns: Elements of Reusable Object-Oriented Software</w:t>
-      </w:r>
-      <w:r>
-        <w:rPr>
-          <w:sz w:val="16"/>
-          <w:szCs w:val="16"/>
-          <w:lang w:val="en-US"/>
-        </w:rPr>
-        <w:t>. Boston, MA, EE. UU.: Addison-Wesley, 1994.</w:t>
+        </w:rPr>
+        <w:t>[15] Instituto Nacional de Estadística y Censos, "Censo de Población y Vivienda 2022 — Módulo de Trabajo," 2022. [En línea]. Disponible en: https://www.ecuadorencifras.gob.ec</w:t>
       </w:r>
     </w:p>
     <w:p>
@@ -7113,45 +5895,13 @@
         <w:spacing w:after="100"/>
         <w:ind w:left="260" w:hanging="260"/>
         <w:jc w:val="both"/>
-        <w:rPr>
-          <w:lang w:val="en-US"/>
-        </w:rPr>
       </w:pPr>
       <w:r>
         <w:rPr>
           <w:sz w:val="16"/>
           <w:szCs w:val="16"/>
-          <w:lang w:val="en-US"/>
-        </w:rPr>
-        <w:t xml:space="preserve">[9] W. van der Aalst, M. Bichler y A. Heinzl, "Robotic process automation," </w:t>
-      </w:r>
-      <w:r>
-        <w:rPr>
-          <w:i/>
-          <w:iCs/>
-          <w:sz w:val="16"/>
-          <w:szCs w:val="16"/>
-          <w:lang w:val="en-US"/>
-        </w:rPr>
-        <w:t xml:space="preserve">Bus. Inf. </w:t>
-      </w:r>
-      <w:r>
-        <w:rPr>
-          <w:i/>
-          <w:iCs/>
-          <w:sz w:val="16"/>
-          <w:szCs w:val="16"/>
-          <w:lang w:val="en-US"/>
-        </w:rPr>
-        <w:t>Syst. Eng.</w:t>
-      </w:r>
-      <w:r>
-        <w:rPr>
-          <w:sz w:val="16"/>
-          <w:szCs w:val="16"/>
-          <w:lang w:val="en-US"/>
-        </w:rPr>
-        <w:t>, vol. 60, no. 4, pp. 269–272, 2018.</w:t>
+        </w:rPr>
+        <w:t>[16] Instituto Nacional de Estadística y Censos, "Encuesta Nacional de Empleo, Desempleo y Subempleo — I Trimestre 2026," 2026. [En línea]. Disponible en: https://www.ecuadorencifras.gob.ec</w:t>
       </w:r>
     </w:p>
     <w:p>
@@ -7159,35 +5909,13 @@
         <w:spacing w:after="100"/>
         <w:ind w:left="260" w:hanging="260"/>
         <w:jc w:val="both"/>
-        <w:rPr>
-          <w:lang w:val="en-US"/>
-        </w:rPr>
       </w:pPr>
       <w:r>
         <w:rPr>
           <w:sz w:val="16"/>
           <w:szCs w:val="16"/>
-          <w:lang w:val="en-US"/>
-        </w:rPr>
-        <w:t xml:space="preserve">[10] C. Cichy y S. Rass, "An overview of data quality frameworks," </w:t>
-      </w:r>
-      <w:r>
-        <w:rPr>
-          <w:i/>
-          <w:iCs/>
-          <w:sz w:val="16"/>
-          <w:szCs w:val="16"/>
-          <w:lang w:val="en-US"/>
-        </w:rPr>
-        <w:t>IEEE Access</w:t>
-      </w:r>
-      <w:r>
-        <w:rPr>
-          <w:sz w:val="16"/>
-          <w:szCs w:val="16"/>
-          <w:lang w:val="en-US"/>
-        </w:rPr>
-        <w:t>, vol. 7, pp. 24634–24648, 2019.</w:t>
+        </w:rPr>
+        <w:t>[17] Ministerio de Educación del Ecuador, "Archivo Maestro de Instituciones Educativas — AMIE 2023–2024," 2024. [En línea]. Disponible en: https://educacion.gob.ec</w:t>
       </w:r>
     </w:p>
     <w:p>
@@ -7195,45 +5923,13 @@
         <w:spacing w:after="100"/>
         <w:ind w:left="260" w:hanging="260"/>
         <w:jc w:val="both"/>
-        <w:rPr>
-          <w:lang w:val="en-US"/>
-        </w:rPr>
       </w:pPr>
       <w:r>
         <w:rPr>
           <w:sz w:val="16"/>
           <w:szCs w:val="16"/>
-          <w:lang w:val="en-US"/>
-        </w:rPr>
-        <w:t xml:space="preserve">[11] H. Fadlallah et al., "Context-aware big data quality assessment: A scoping review," </w:t>
-      </w:r>
-      <w:r>
-        <w:rPr>
-          <w:i/>
-          <w:iCs/>
-          <w:sz w:val="16"/>
-          <w:szCs w:val="16"/>
-          <w:lang w:val="en-US"/>
-        </w:rPr>
-        <w:t xml:space="preserve">J. Data Inf. </w:t>
-      </w:r>
-      <w:r>
-        <w:rPr>
-          <w:i/>
-          <w:iCs/>
-          <w:sz w:val="16"/>
-          <w:szCs w:val="16"/>
-          <w:lang w:val="en-US"/>
-        </w:rPr>
-        <w:t>Qual.</w:t>
-      </w:r>
-      <w:r>
-        <w:rPr>
-          <w:sz w:val="16"/>
-          <w:szCs w:val="16"/>
-          <w:lang w:val="en-US"/>
-        </w:rPr>
-        <w:t>, vol. 15, no. 3, Art. no. 25, 2023.</w:t>
+        </w:rPr>
+        <w:t>[18] Superintendencia de Compañías, Valores y Seguros, "Directorio de Compañías y Ranking Financiero," 2025. [En línea]. Disponible en: https://www.supercias.gob.ec</w:t>
       </w:r>
     </w:p>
     <w:p>
@@ -7246,180 +5942,8 @@
         <w:rPr>
           <w:sz w:val="16"/>
           <w:szCs w:val="16"/>
-          <w:lang w:val="en-US"/>
-        </w:rPr>
-        <w:t xml:space="preserve">[12] W. McKinney, </w:t>
-      </w:r>
-      <w:r>
-        <w:rPr>
-          <w:i/>
-          <w:iCs/>
-          <w:sz w:val="16"/>
-          <w:szCs w:val="16"/>
-          <w:lang w:val="en-US"/>
-        </w:rPr>
-        <w:t>Python for Data Analysis</w:t>
-      </w:r>
-      <w:r>
-        <w:rPr>
-          <w:sz w:val="16"/>
-          <w:szCs w:val="16"/>
-          <w:lang w:val="en-US"/>
-        </w:rPr>
-        <w:t xml:space="preserve">, 3.ª ed. </w:t>
-      </w:r>
-      <w:r>
-        <w:rPr>
-          <w:sz w:val="16"/>
-          <w:szCs w:val="16"/>
-        </w:rPr>
-        <w:t>Sebastopol, CA, EE. UU.: O'Reilly Media, 2022.</w:t>
-      </w:r>
-    </w:p>
-    <w:p>
-      <w:pPr>
-        <w:spacing w:after="100"/>
-        <w:ind w:left="260" w:hanging="260"/>
-        <w:jc w:val="both"/>
-      </w:pPr>
-      <w:r>
-        <w:rPr>
-          <w:sz w:val="16"/>
-          <w:szCs w:val="16"/>
-        </w:rPr>
-        <w:t xml:space="preserve">[13] Banco Central del Ecuador, "Evolución del PIB real: </w:t>
-      </w:r>
-      <w:proofErr w:type="spellStart"/>
-      <w:r>
-        <w:rPr>
-          <w:sz w:val="16"/>
-          <w:szCs w:val="16"/>
-        </w:rPr>
-        <w:t>retropolación</w:t>
-      </w:r>
-      <w:proofErr w:type="spellEnd"/>
-      <w:r>
-        <w:rPr>
-          <w:sz w:val="16"/>
-          <w:szCs w:val="16"/>
-        </w:rPr>
-        <w:t xml:space="preserve"> 1965–2024p," 2024. [En línea]. Disponible en: https://www.bce.fin.ec/index.php/estadisticas</w:t>
-      </w:r>
-    </w:p>
-    <w:p>
-      <w:pPr>
-        <w:spacing w:after="100"/>
-        <w:ind w:left="260" w:hanging="260"/>
-        <w:jc w:val="both"/>
-      </w:pPr>
-      <w:r>
-        <w:rPr>
-          <w:sz w:val="16"/>
-          <w:szCs w:val="16"/>
-        </w:rPr>
-        <w:t>[14] Banco Central del Ecuador, "Índice de Expectativas Empresariales — Nueva Metodología," 2025. [En línea]. Disponible en: https://www.bce.fin.ec</w:t>
-      </w:r>
-    </w:p>
-    <w:p>
-      <w:pPr>
-        <w:spacing w:after="100"/>
-        <w:ind w:left="260" w:hanging="260"/>
-        <w:jc w:val="both"/>
-      </w:pPr>
-      <w:r>
-        <w:rPr>
-          <w:sz w:val="16"/>
-          <w:szCs w:val="16"/>
-        </w:rPr>
-        <w:t>[15] Instituto Nacional de Estadística y Censos, "Censo de Población y Vivienda 2022 — Módulo de Trabajo," 2022. [En línea]. Disponible en: https://www.ecuadorencifras.gob.ec</w:t>
-      </w:r>
-    </w:p>
-    <w:p>
-      <w:pPr>
-        <w:spacing w:after="100"/>
-        <w:ind w:left="260" w:hanging="260"/>
-        <w:jc w:val="both"/>
-      </w:pPr>
-      <w:r>
-        <w:rPr>
-          <w:sz w:val="16"/>
-          <w:szCs w:val="16"/>
-        </w:rPr>
-        <w:t>[16] Instituto Nacional de Estadística y Censos, "Encuesta Nacional de Empleo, Desempleo y Subempleo — I Trimestre 2026," 2026. [En línea]. Disponible en: https://www.ecuadorencifras.gob.ec</w:t>
-      </w:r>
-    </w:p>
-    <w:p>
-      <w:pPr>
-        <w:spacing w:after="100"/>
-        <w:ind w:left="260" w:hanging="260"/>
-        <w:jc w:val="both"/>
-      </w:pPr>
-      <w:r>
-        <w:rPr>
-          <w:sz w:val="16"/>
-          <w:szCs w:val="16"/>
-        </w:rPr>
-        <w:t>[17] Ministerio de Educación del Ecuador, "Archivo Maestro de Instituciones Educativas — AMIE 2023–2024," 2024. [En línea]. Disponible en: https://educacion.gob.ec</w:t>
-      </w:r>
-    </w:p>
-    <w:p>
-      <w:pPr>
-        <w:spacing w:after="100"/>
-        <w:ind w:left="260" w:hanging="260"/>
-        <w:jc w:val="both"/>
-      </w:pPr>
-      <w:r>
-        <w:rPr>
-          <w:sz w:val="16"/>
-          <w:szCs w:val="16"/>
-        </w:rPr>
-        <w:t>[18] Superintendencia de Compañías, Valores y Seguros, "Directorio de Compañías y Ranking Financiero," 2025. [En línea]. Disponible en: https://www.supercias.gob.ec</w:t>
-      </w:r>
-    </w:p>
-    <w:p>
-      <w:pPr>
-        <w:spacing w:after="100"/>
-        <w:ind w:left="260" w:hanging="260"/>
-        <w:jc w:val="both"/>
-      </w:pPr>
-      <w:r>
-        <w:rPr>
-          <w:sz w:val="16"/>
-          <w:szCs w:val="16"/>
-        </w:rPr>
-        <w:t xml:space="preserve">[19] PostgreSQL Global </w:t>
-      </w:r>
-      <w:proofErr w:type="spellStart"/>
-      <w:r>
-        <w:rPr>
-          <w:sz w:val="16"/>
-          <w:szCs w:val="16"/>
-        </w:rPr>
-        <w:t>Development</w:t>
-      </w:r>
-      <w:proofErr w:type="spellEnd"/>
-      <w:r>
-        <w:rPr>
-          <w:sz w:val="16"/>
-          <w:szCs w:val="16"/>
-        </w:rPr>
-        <w:t xml:space="preserve"> Group, "PostgreSQL 16 </w:t>
-      </w:r>
-      <w:proofErr w:type="spellStart"/>
-      <w:r>
-        <w:rPr>
-          <w:sz w:val="16"/>
-          <w:szCs w:val="16"/>
-        </w:rPr>
-        <w:t>Documentation</w:t>
-      </w:r>
-      <w:proofErr w:type="spellEnd"/>
-      <w:r>
-        <w:rPr>
-          <w:sz w:val="16"/>
-          <w:szCs w:val="16"/>
-        </w:rPr>
-        <w:t>," 2024. [En línea]. Disponible en: https://www.postgresql.org/docs/16/</w:t>
+        </w:rPr>
+        <w:t>[19] PostgreSQL Global Development Group, "PostgreSQL 16 Documentation," 2024. [En línea]. Disponible en: https://www.postgresql.org/docs/16/</w:t>
       </w:r>
     </w:p>
     <w:sectPr>
@@ -8010,7 +6534,6 @@
   <w:style w:type="character" w:default="1" w:styleId="Fuentedeprrafopredeter">
     <w:name w:val="Default Paragraph Font"/>
     <w:uiPriority w:val="1"/>
-    <w:semiHidden/>
     <w:unhideWhenUsed/>
   </w:style>
   <w:style w:type="table" w:default="1" w:styleId="Tablanormal">
